--- a/docs/DECISION_SHEET.docx
+++ b/docs/DECISION_SHEET.docx
@@ -1350,7 +1350,7 @@
         <w:rPr>
           <w:b w:val="0"/>
         </w:rPr>
-        <w:t>سؤال: چگونه مطمئن شویم دو پیاده‌سازیِ موتور (Python و TypeScript) دقیقاً یک عدد می‌دهند؟</w:t>
+        <w:t>سؤال: چگونه مطمئن شویم دو پیاده‌سازیِ موتور (نسخهٔ پایتون و نسخهٔ جاوااسکریپت) دقیقاً یک عدد می‌دهند؟</w:t>
       </w:r>
     </w:p>
     <w:p>
@@ -1363,7 +1363,7 @@
         <w:rPr>
           <w:b w:val="0"/>
         </w:rPr>
-        <w:t>گزینهٔ الف: حسابِ دقیقِ دهدهی (Decimal / حسابِ صحیح). الان پیاده شده.</w:t>
+        <w:t>گزینهٔ الف: حسابِ دقیقِ دهدهی بدونِ گردکردن در مراحلِ میانی. الان پیاده شده.</w:t>
       </w:r>
     </w:p>
     <w:p>
@@ -1376,7 +1376,7 @@
         <w:rPr>
           <w:b w:val="0"/>
         </w:rPr>
-        <w:t>گزینهٔ ب: استفاده از گردکردنِ سادهٔ float.</w:t>
+        <w:t>گزینهٔ ب: استفاده از گردکردنِ ساده در هر مرحله.</w:t>
       </w:r>
     </w:p>
     <w:p>
@@ -1389,7 +1389,7 @@
         <w:rPr>
           <w:b w:val="0"/>
         </w:rPr>
-        <w:t>اثرِ عددی: صفر — تضمینِ bit-identical.</w:t>
+        <w:t>اثرِ عددی: صفر — تضمین می‌شود که هر دو نسخه تا آخرین ریال یکی باشند.</w:t>
       </w:r>
     </w:p>
     <w:p>
@@ -2437,7 +2437,7 @@
         <w:rPr>
           <w:b w:val="0"/>
         </w:rPr>
-        <w:t>گزینهٔ الف: از فایلِ config (قابلِ به‌روزرسانی). الان پیاده شده.</w:t>
+        <w:t>گزینهٔ الف: از فایلِ تنظیماتِ برنامه (قابلِ به‌روزرسانی بدونِ تغییرِ کد). الان پیاده شده.</w:t>
       </w:r>
     </w:p>
     <w:p>
@@ -2476,7 +2476,7 @@
         <w:rPr>
           <w:b w:val="0"/>
         </w:rPr>
-        <w:t>توصیهٔ ما: الف — اگر بخشنامه آستانه را تغییر داد، فقط config عوض می‌شود.</w:t>
+        <w:t>توصیهٔ ما: الف — اگر بخشنامه آستانه را تغییر داد، فقط یک فایلِ تنظیمات عوض می‌شود.</w:t>
       </w:r>
     </w:p>
     <w:tbl>

--- a/docs/DECISION_SHEET.docx
+++ b/docs/DECISION_SHEET.docx
@@ -235,6 +235,185 @@
           <w:b/>
           <w:sz w:val="26"/>
         </w:rPr>
+        <w:t>D-13 — فصولِ بدونِ شاخصِ گروهی</w:t>
+      </w:r>
+    </w:p>
+    <w:p>
+      <w:pPr>
+        <w:bidi/>
+        <w:spacing w:after="120"/>
+        <w:jc w:val="right"/>
+      </w:pPr>
+      <w:r>
+        <w:rPr>
+          <w:b w:val="0"/>
+          <w:sz w:val="18"/>
+        </w:rPr>
+        <w:t>بند/مرجع: بند ۲-۱</w:t>
+      </w:r>
+    </w:p>
+    <w:p>
+      <w:pPr>
+        <w:bidi/>
+        <w:spacing w:after="120"/>
+        <w:jc w:val="right"/>
+      </w:pPr>
+      <w:r>
+        <w:rPr>
+          <w:b w:val="0"/>
+        </w:rPr>
+        <w:t>سؤال: در مسیرِ رشته‌ای، فصولی که شاخصِ گروهی ندارند چه کنند؟</w:t>
+      </w:r>
+    </w:p>
+    <w:p>
+      <w:pPr>
+        <w:bidi/>
+        <w:spacing w:after="120"/>
+        <w:jc w:val="right"/>
+      </w:pPr>
+      <w:r>
+        <w:rPr>
+          <w:b w:val="0"/>
+        </w:rPr>
+        <w:t>گزینهٔ الف: همه از شاخصِ رشته استفاده می‌کنند. الان پیاده شده.</w:t>
+      </w:r>
+    </w:p>
+    <w:p>
+      <w:pPr>
+        <w:bidi/>
+        <w:spacing w:after="120"/>
+        <w:jc w:val="right"/>
+      </w:pPr>
+      <w:r>
+        <w:rPr>
+          <w:b w:val="0"/>
+        </w:rPr>
+        <w:t>گزینهٔ ب: فقط فصولِ بی‌شاخص.</w:t>
+      </w:r>
+    </w:p>
+    <w:p>
+      <w:pPr>
+        <w:bidi/>
+        <w:spacing w:after="120"/>
+        <w:jc w:val="right"/>
+      </w:pPr>
+      <w:r>
+        <w:rPr>
+          <w:b w:val="0"/>
+        </w:rPr>
+        <w:t>اثرِ عددی: در صورتِ اجبارِ مسیرِ رشته‌ای: ΔP = ۹.۷۳ میلیارد ریال (-۲۵۸,۳۲۲,۸۸۷.۳۲ ریال) و برآورد = ۴۶.۱۷ میلیارد ریال (+۷۳۴,۴۲۷,۴۷۱.۶۴ ریال) — صفر نیست (اندازه‌گیریِ E-9 §۱).</w:t>
+      </w:r>
+    </w:p>
+    <w:p>
+      <w:pPr>
+        <w:bidi/>
+        <w:spacing w:after="120"/>
+        <w:jc w:val="right"/>
+      </w:pPr>
+      <w:r>
+        <w:rPr>
+          <w:b w:val="0"/>
+        </w:rPr>
+        <w:t>توصیهٔ ما: الف.</w:t>
+      </w:r>
+    </w:p>
+    <w:tbl>
+      <w:tblPr>
+        <w:tblStyle w:val="TableGrid"/>
+        <w:tblW w:type="auto" w:w="0"/>
+        <w:tblLook w:firstColumn="1" w:firstRow="1" w:lastColumn="0" w:lastRow="0" w:noHBand="0" w:noVBand="1" w:val="04A0"/>
+      </w:tblPr>
+      <w:tblGrid>
+        <w:gridCol w:w="2880"/>
+        <w:gridCol w:w="2880"/>
+        <w:gridCol w:w="2880"/>
+      </w:tblGrid>
+      <w:tr>
+        <w:tc>
+          <w:tcPr>
+            <w:tcW w:type="dxa" w:w="2880"/>
+          </w:tcPr>
+          <w:p>
+            <w:pPr>
+              <w:bidi/>
+              <w:jc w:val="right"/>
+            </w:pPr>
+            <w:r>
+              <w:rPr>
+                <w:b/>
+              </w:rPr>
+              <w:t>تصمیم</w:t>
+            </w:r>
+          </w:p>
+        </w:tc>
+        <w:tc>
+          <w:tcPr>
+            <w:tcW w:type="dxa" w:w="2880"/>
+          </w:tcPr>
+          <w:p>
+            <w:pPr>
+              <w:bidi/>
+              <w:jc w:val="right"/>
+            </w:pPr>
+            <w:r>
+              <w:rPr>
+                <w:b/>
+              </w:rPr>
+              <w:t>امضا</w:t>
+            </w:r>
+          </w:p>
+        </w:tc>
+        <w:tc>
+          <w:tcPr>
+            <w:tcW w:type="dxa" w:w="2880"/>
+          </w:tcPr>
+          <w:p>
+            <w:pPr>
+              <w:bidi/>
+              <w:jc w:val="right"/>
+            </w:pPr>
+            <w:r>
+              <w:rPr>
+                <w:b/>
+              </w:rPr>
+              <w:t>تاریخ</w:t>
+            </w:r>
+          </w:p>
+        </w:tc>
+      </w:tr>
+      <w:tr>
+        <w:tc>
+          <w:tcPr>
+            <w:tcW w:type="dxa" w:w="2880"/>
+          </w:tcPr>
+          <w:p/>
+        </w:tc>
+        <w:tc>
+          <w:tcPr>
+            <w:tcW w:type="dxa" w:w="2880"/>
+          </w:tcPr>
+          <w:p/>
+        </w:tc>
+        <w:tc>
+          <w:tcPr>
+            <w:tcW w:type="dxa" w:w="2880"/>
+          </w:tcPr>
+          <w:p/>
+        </w:tc>
+      </w:tr>
+    </w:tbl>
+    <w:p/>
+    <w:p>
+      <w:pPr>
+        <w:bidi/>
+        <w:spacing w:after="120"/>
+        <w:jc w:val="right"/>
+      </w:pPr>
+      <w:r>
+        <w:rPr>
+          <w:b/>
+          <w:sz w:val="26"/>
+        </w:rPr>
         <w:t>D-01 — ضریب k: ۰٫۹۵ یا ۱</w:t>
       </w:r>
     </w:p>
@@ -593,6 +772,543 @@
           <w:b/>
           <w:sz w:val="26"/>
         </w:rPr>
+        <w:t>D-15 — دورهٔ شاخصِ مبنا برای کارِ جدید ناموجود</w:t>
+      </w:r>
+    </w:p>
+    <w:p>
+      <w:pPr>
+        <w:bidi/>
+        <w:spacing w:after="120"/>
+        <w:jc w:val="right"/>
+      </w:pPr>
+      <w:r>
+        <w:rPr>
+          <w:b w:val="0"/>
+          <w:sz w:val="18"/>
+        </w:rPr>
+        <w:t>بند/مرجع: بندهای ۳-۲ / ۳-۳</w:t>
+      </w:r>
+    </w:p>
+    <w:p>
+      <w:pPr>
+        <w:bidi/>
+        <w:spacing w:after="120"/>
+        <w:jc w:val="right"/>
+      </w:pPr>
+      <w:r>
+        <w:rPr>
+          <w:b w:val="0"/>
+        </w:rPr>
+        <w:t>سؤال: اگر کاربر دورهٔ شاخصِ مبنا را برای کارِ جدید وارد نکرده بود چه شود؟</w:t>
+      </w:r>
+    </w:p>
+    <w:p>
+      <w:pPr>
+        <w:bidi/>
+        <w:spacing w:after="120"/>
+        <w:jc w:val="right"/>
+      </w:pPr>
+      <w:r>
+        <w:rPr>
+          <w:b w:val="0"/>
+        </w:rPr>
+        <w:t>گزینهٔ الف: ردیف ساخته نمی‌شود + هشدار. الان پیاده شده.</w:t>
+      </w:r>
+    </w:p>
+    <w:p>
+      <w:pPr>
+        <w:bidi/>
+        <w:spacing w:after="120"/>
+        <w:jc w:val="right"/>
+      </w:pPr>
+      <w:r>
+        <w:rPr>
+          <w:b w:val="0"/>
+        </w:rPr>
+        <w:t>گزینهٔ ب: استفاده از آخرین دورهٔ موجود.</w:t>
+      </w:r>
+    </w:p>
+    <w:p>
+      <w:pPr>
+        <w:bidi/>
+        <w:spacing w:after="120"/>
+        <w:jc w:val="right"/>
+      </w:pPr>
+      <w:r>
+        <w:rPr>
+          <w:b w:val="0"/>
+        </w:rPr>
+        <w:t>اثرِ عددی: در سناریوی کارِ جدیدِ ۱ میلیارد ریالی (روشِ قیمت روز، دورهٔ ۱۴۰۴Q1): ΔP به جای صفر = +۲۸۰,۸۸۷,۹۴۷.۴۳ ریال و برآورد = +۱,۳۳۳,۴۶۳,۵۸۰.۷۳ ریال (اندازه‌گیریِ E-9 §۱ — صفر نیست).</w:t>
+      </w:r>
+    </w:p>
+    <w:p>
+      <w:pPr>
+        <w:bidi/>
+        <w:spacing w:after="120"/>
+        <w:jc w:val="right"/>
+      </w:pPr>
+      <w:r>
+        <w:rPr>
+          <w:b w:val="0"/>
+        </w:rPr>
+        <w:t>توصیهٔ ما: الف — حدس زدنِ دوره، خلافِ قاعدهٔ طلایی است.</w:t>
+      </w:r>
+    </w:p>
+    <w:tbl>
+      <w:tblPr>
+        <w:tblStyle w:val="TableGrid"/>
+        <w:tblW w:type="auto" w:w="0"/>
+        <w:tblLook w:firstColumn="1" w:firstRow="1" w:lastColumn="0" w:lastRow="0" w:noHBand="0" w:noVBand="1" w:val="04A0"/>
+      </w:tblPr>
+      <w:tblGrid>
+        <w:gridCol w:w="2880"/>
+        <w:gridCol w:w="2880"/>
+        <w:gridCol w:w="2880"/>
+      </w:tblGrid>
+      <w:tr>
+        <w:tc>
+          <w:tcPr>
+            <w:tcW w:type="dxa" w:w="2880"/>
+          </w:tcPr>
+          <w:p>
+            <w:pPr>
+              <w:bidi/>
+              <w:jc w:val="right"/>
+            </w:pPr>
+            <w:r>
+              <w:rPr>
+                <w:b/>
+              </w:rPr>
+              <w:t>تصمیم</w:t>
+            </w:r>
+          </w:p>
+        </w:tc>
+        <w:tc>
+          <w:tcPr>
+            <w:tcW w:type="dxa" w:w="2880"/>
+          </w:tcPr>
+          <w:p>
+            <w:pPr>
+              <w:bidi/>
+              <w:jc w:val="right"/>
+            </w:pPr>
+            <w:r>
+              <w:rPr>
+                <w:b/>
+              </w:rPr>
+              <w:t>امضا</w:t>
+            </w:r>
+          </w:p>
+        </w:tc>
+        <w:tc>
+          <w:tcPr>
+            <w:tcW w:type="dxa" w:w="2880"/>
+          </w:tcPr>
+          <w:p>
+            <w:pPr>
+              <w:bidi/>
+              <w:jc w:val="right"/>
+            </w:pPr>
+            <w:r>
+              <w:rPr>
+                <w:b/>
+              </w:rPr>
+              <w:t>تاریخ</w:t>
+            </w:r>
+          </w:p>
+        </w:tc>
+      </w:tr>
+      <w:tr>
+        <w:tc>
+          <w:tcPr>
+            <w:tcW w:type="dxa" w:w="2880"/>
+          </w:tcPr>
+          <w:p/>
+        </w:tc>
+        <w:tc>
+          <w:tcPr>
+            <w:tcW w:type="dxa" w:w="2880"/>
+          </w:tcPr>
+          <w:p/>
+        </w:tc>
+        <w:tc>
+          <w:tcPr>
+            <w:tcW w:type="dxa" w:w="2880"/>
+          </w:tcPr>
+          <w:p/>
+        </w:tc>
+      </w:tr>
+    </w:tbl>
+    <w:p/>
+    <w:p>
+      <w:pPr>
+        <w:bidi/>
+        <w:spacing w:after="120"/>
+        <w:jc w:val="right"/>
+      </w:pPr>
+      <w:r>
+        <w:rPr>
+          <w:b/>
+          <w:sz w:val="26"/>
+        </w:rPr>
+        <w:t>D-03 — روشِ گردکردن</w:t>
+      </w:r>
+    </w:p>
+    <w:p>
+      <w:pPr>
+        <w:bidi/>
+        <w:spacing w:after="120"/>
+        <w:jc w:val="right"/>
+      </w:pPr>
+      <w:r>
+        <w:rPr>
+          <w:b w:val="0"/>
+          <w:sz w:val="18"/>
+        </w:rPr>
+        <w:t>بند/مرجع: بند ۸-۲</w:t>
+      </w:r>
+    </w:p>
+    <w:p>
+      <w:pPr>
+        <w:bidi/>
+        <w:spacing w:after="120"/>
+        <w:jc w:val="right"/>
+      </w:pPr>
+      <w:r>
+        <w:rPr>
+          <w:b w:val="0"/>
+        </w:rPr>
+        <w:t>سؤال: وقتی رقمِ سومِ اعشار ۵ یا بیشتر است، گردکردن چگونه باشد؟</w:t>
+      </w:r>
+    </w:p>
+    <w:p>
+      <w:pPr>
+        <w:bidi/>
+        <w:spacing w:after="120"/>
+        <w:jc w:val="right"/>
+      </w:pPr>
+      <w:r>
+        <w:rPr>
+          <w:b w:val="0"/>
+        </w:rPr>
+        <w:t>گزینهٔ الف: اول ۳ رقم حساب، بعد بالا گرد (مثلاً ۰٫۱۲۵۰ → ۰٫۱۳). الان پیاده شده.</w:t>
+      </w:r>
+    </w:p>
+    <w:p>
+      <w:pPr>
+        <w:bidi/>
+        <w:spacing w:after="120"/>
+        <w:jc w:val="right"/>
+      </w:pPr>
+      <w:r>
+        <w:rPr>
+          <w:b w:val="0"/>
+        </w:rPr>
+        <w:t>گزینهٔ ب: گردکردنِ مستقیم به ۲ رقم (یا خاموش کردنِ گردکردن).</w:t>
+      </w:r>
+    </w:p>
+    <w:p>
+      <w:pPr>
+        <w:bidi/>
+        <w:spacing w:after="120"/>
+        <w:jc w:val="right"/>
+      </w:pPr>
+      <w:r>
+        <w:rPr>
+          <w:b w:val="0"/>
+        </w:rPr>
+        <w:t>اثرِ عددی: ΔP از ۹.۹۸ به ۹.۹۴ میلیارد ریال یعنی -۴۶,۸۶۹,۵۳۰.۵۸ ریال (اندازه‌گیریِ E-9 §۱ — صفر نیست). برآورد تغییر نمی‌کند.</w:t>
+      </w:r>
+    </w:p>
+    <w:p>
+      <w:pPr>
+        <w:bidi/>
+        <w:spacing w:after="120"/>
+        <w:jc w:val="right"/>
+      </w:pPr>
+      <w:r>
+        <w:rPr>
+          <w:b w:val="0"/>
+        </w:rPr>
+        <w:t>توصیهٔ ما: الف — در عمل با ب یکی است، ولی الف دقیق‌تر.</w:t>
+      </w:r>
+    </w:p>
+    <w:tbl>
+      <w:tblPr>
+        <w:tblStyle w:val="TableGrid"/>
+        <w:tblW w:type="auto" w:w="0"/>
+        <w:tblLook w:firstColumn="1" w:firstRow="1" w:lastColumn="0" w:lastRow="0" w:noHBand="0" w:noVBand="1" w:val="04A0"/>
+      </w:tblPr>
+      <w:tblGrid>
+        <w:gridCol w:w="2880"/>
+        <w:gridCol w:w="2880"/>
+        <w:gridCol w:w="2880"/>
+      </w:tblGrid>
+      <w:tr>
+        <w:tc>
+          <w:tcPr>
+            <w:tcW w:type="dxa" w:w="2880"/>
+          </w:tcPr>
+          <w:p>
+            <w:pPr>
+              <w:bidi/>
+              <w:jc w:val="right"/>
+            </w:pPr>
+            <w:r>
+              <w:rPr>
+                <w:b/>
+              </w:rPr>
+              <w:t>تصمیم</w:t>
+            </w:r>
+          </w:p>
+        </w:tc>
+        <w:tc>
+          <w:tcPr>
+            <w:tcW w:type="dxa" w:w="2880"/>
+          </w:tcPr>
+          <w:p>
+            <w:pPr>
+              <w:bidi/>
+              <w:jc w:val="right"/>
+            </w:pPr>
+            <w:r>
+              <w:rPr>
+                <w:b/>
+              </w:rPr>
+              <w:t>امضا</w:t>
+            </w:r>
+          </w:p>
+        </w:tc>
+        <w:tc>
+          <w:tcPr>
+            <w:tcW w:type="dxa" w:w="2880"/>
+          </w:tcPr>
+          <w:p>
+            <w:pPr>
+              <w:bidi/>
+              <w:jc w:val="right"/>
+            </w:pPr>
+            <w:r>
+              <w:rPr>
+                <w:b/>
+              </w:rPr>
+              <w:t>تاریخ</w:t>
+            </w:r>
+          </w:p>
+        </w:tc>
+      </w:tr>
+      <w:tr>
+        <w:tc>
+          <w:tcPr>
+            <w:tcW w:type="dxa" w:w="2880"/>
+          </w:tcPr>
+          <w:p/>
+        </w:tc>
+        <w:tc>
+          <w:tcPr>
+            <w:tcW w:type="dxa" w:w="2880"/>
+          </w:tcPr>
+          <w:p/>
+        </w:tc>
+        <w:tc>
+          <w:tcPr>
+            <w:tcW w:type="dxa" w:w="2880"/>
+          </w:tcPr>
+          <w:p/>
+        </w:tc>
+      </w:tr>
+    </w:tbl>
+    <w:p/>
+    <w:p>
+      <w:pPr>
+        <w:bidi/>
+        <w:spacing w:after="120"/>
+        <w:jc w:val="right"/>
+      </w:pPr>
+      <w:r>
+        <w:rPr>
+          <w:b/>
+          <w:sz w:val="26"/>
+        </w:rPr>
+        <w:t>D-16 — روشِ نامعتبرِ کارِ جدید</w:t>
+      </w:r>
+    </w:p>
+    <w:p>
+      <w:pPr>
+        <w:bidi/>
+        <w:spacing w:after="120"/>
+        <w:jc w:val="right"/>
+      </w:pPr>
+      <w:r>
+        <w:rPr>
+          <w:b w:val="0"/>
+          <w:sz w:val="18"/>
+        </w:rPr>
+        <w:t>بند/مرجع: بندهای ۳-۱ تا ۳-۵</w:t>
+      </w:r>
+    </w:p>
+    <w:p>
+      <w:pPr>
+        <w:bidi/>
+        <w:spacing w:after="120"/>
+        <w:jc w:val="right"/>
+      </w:pPr>
+      <w:r>
+        <w:rPr>
+          <w:b w:val="0"/>
+        </w:rPr>
+        <w:t>سؤال: اگر روشِ قیمت‌گذاریِ کارِ جدید مجاز نبود چه شود؟</w:t>
+      </w:r>
+    </w:p>
+    <w:p>
+      <w:pPr>
+        <w:bidi/>
+        <w:spacing w:after="120"/>
+        <w:jc w:val="right"/>
+      </w:pPr>
+      <w:r>
+        <w:rPr>
+          <w:b w:val="0"/>
+        </w:rPr>
+        <w:t>گزینهٔ الف: برگشت به روشِ «فهرست پیمان». الان پیاده شده.</w:t>
+      </w:r>
+    </w:p>
+    <w:p>
+      <w:pPr>
+        <w:bidi/>
+        <w:spacing w:after="120"/>
+        <w:jc w:val="right"/>
+      </w:pPr>
+      <w:r>
+        <w:rPr>
+          <w:b w:val="0"/>
+        </w:rPr>
+        <w:t>گزینهٔ ب: خطا و توقفِ موتور.</w:t>
+      </w:r>
+    </w:p>
+    <w:p>
+      <w:pPr>
+        <w:bidi/>
+        <w:spacing w:after="120"/>
+        <w:jc w:val="right"/>
+      </w:pPr>
+      <w:r>
+        <w:rPr>
+          <w:b w:val="0"/>
+        </w:rPr>
+        <w:t>اثرِ عددی: تفاوتِ ΔP بین «فهرست پیمان» و «قیمت روز» برای کارِ جدیدِ ۱ میلیارد ریالی = -۲۸,۹۴۲,۱۴۹.۶۶ ریال و برآورد = -۱۳۷,۳۹۷,۵۰۲.۷۳ ریال (اندازه‌گیریِ E-9 §۱).</w:t>
+      </w:r>
+    </w:p>
+    <w:p>
+      <w:pPr>
+        <w:bidi/>
+        <w:spacing w:after="120"/>
+        <w:jc w:val="right"/>
+      </w:pPr>
+      <w:r>
+        <w:rPr>
+          <w:b w:val="0"/>
+        </w:rPr>
+        <w:t>توصیهٔ ما: الف — ادامه با یک پیش‌فرضِ مکتوب بهتر از توقف است.</w:t>
+      </w:r>
+    </w:p>
+    <w:tbl>
+      <w:tblPr>
+        <w:tblStyle w:val="TableGrid"/>
+        <w:tblW w:type="auto" w:w="0"/>
+        <w:tblLook w:firstColumn="1" w:firstRow="1" w:lastColumn="0" w:lastRow="0" w:noHBand="0" w:noVBand="1" w:val="04A0"/>
+      </w:tblPr>
+      <w:tblGrid>
+        <w:gridCol w:w="2880"/>
+        <w:gridCol w:w="2880"/>
+        <w:gridCol w:w="2880"/>
+      </w:tblGrid>
+      <w:tr>
+        <w:tc>
+          <w:tcPr>
+            <w:tcW w:type="dxa" w:w="2880"/>
+          </w:tcPr>
+          <w:p>
+            <w:pPr>
+              <w:bidi/>
+              <w:jc w:val="right"/>
+            </w:pPr>
+            <w:r>
+              <w:rPr>
+                <w:b/>
+              </w:rPr>
+              <w:t>تصمیم</w:t>
+            </w:r>
+          </w:p>
+        </w:tc>
+        <w:tc>
+          <w:tcPr>
+            <w:tcW w:type="dxa" w:w="2880"/>
+          </w:tcPr>
+          <w:p>
+            <w:pPr>
+              <w:bidi/>
+              <w:jc w:val="right"/>
+            </w:pPr>
+            <w:r>
+              <w:rPr>
+                <w:b/>
+              </w:rPr>
+              <w:t>امضا</w:t>
+            </w:r>
+          </w:p>
+        </w:tc>
+        <w:tc>
+          <w:tcPr>
+            <w:tcW w:type="dxa" w:w="2880"/>
+          </w:tcPr>
+          <w:p>
+            <w:pPr>
+              <w:bidi/>
+              <w:jc w:val="right"/>
+            </w:pPr>
+            <w:r>
+              <w:rPr>
+                <w:b/>
+              </w:rPr>
+              <w:t>تاریخ</w:t>
+            </w:r>
+          </w:p>
+        </w:tc>
+      </w:tr>
+      <w:tr>
+        <w:tc>
+          <w:tcPr>
+            <w:tcW w:type="dxa" w:w="2880"/>
+          </w:tcPr>
+          <w:p/>
+        </w:tc>
+        <w:tc>
+          <w:tcPr>
+            <w:tcW w:type="dxa" w:w="2880"/>
+          </w:tcPr>
+          <w:p/>
+        </w:tc>
+        <w:tc>
+          <w:tcPr>
+            <w:tcW w:type="dxa" w:w="2880"/>
+          </w:tcPr>
+          <w:p/>
+        </w:tc>
+      </w:tr>
+    </w:tbl>
+    <w:p/>
+    <w:p>
+      <w:pPr>
+        <w:bidi/>
+        <w:spacing w:after="120"/>
+        <w:jc w:val="right"/>
+      </w:pPr>
+      <w:r>
+        <w:rPr>
+          <w:b/>
+          <w:sz w:val="26"/>
+        </w:rPr>
         <w:t>D-20 — مصالحِ پای‌کار</w:t>
       </w:r>
     </w:p>
@@ -965,185 +1681,6 @@
           <w:b/>
           <w:sz w:val="26"/>
         </w:rPr>
-        <w:t>D-03 — روشِ گردکردن</w:t>
-      </w:r>
-    </w:p>
-    <w:p>
-      <w:pPr>
-        <w:bidi/>
-        <w:spacing w:after="120"/>
-        <w:jc w:val="right"/>
-      </w:pPr>
-      <w:r>
-        <w:rPr>
-          <w:b w:val="0"/>
-          <w:sz w:val="18"/>
-        </w:rPr>
-        <w:t>بند/مرجع: بند ۸-۲</w:t>
-      </w:r>
-    </w:p>
-    <w:p>
-      <w:pPr>
-        <w:bidi/>
-        <w:spacing w:after="120"/>
-        <w:jc w:val="right"/>
-      </w:pPr>
-      <w:r>
-        <w:rPr>
-          <w:b w:val="0"/>
-        </w:rPr>
-        <w:t>سؤال: وقتی رقمِ سومِ اعشار ۵ یا بیشتر است، گردکردن چگونه باشد؟</w:t>
-      </w:r>
-    </w:p>
-    <w:p>
-      <w:pPr>
-        <w:bidi/>
-        <w:spacing w:after="120"/>
-        <w:jc w:val="right"/>
-      </w:pPr>
-      <w:r>
-        <w:rPr>
-          <w:b w:val="0"/>
-        </w:rPr>
-        <w:t>گزینهٔ الف: اول ۳ رقم حساب، بعد بالا گرد (مثلاً ۰٫۱۲۵۰ → ۰٫۱۳). الان پیاده شده.</w:t>
-      </w:r>
-    </w:p>
-    <w:p>
-      <w:pPr>
-        <w:bidi/>
-        <w:spacing w:after="120"/>
-        <w:jc w:val="right"/>
-      </w:pPr>
-      <w:r>
-        <w:rPr>
-          <w:b w:val="0"/>
-        </w:rPr>
-        <w:t>گزینهٔ ب: گردکردنِ مستقیم به ۲ رقم.</w:t>
-      </w:r>
-    </w:p>
-    <w:p>
-      <w:pPr>
-        <w:bidi/>
-        <w:spacing w:after="120"/>
-        <w:jc w:val="right"/>
-      </w:pPr>
-      <w:r>
-        <w:rPr>
-          <w:b w:val="0"/>
-        </w:rPr>
-        <w:t>اثرِ عددی: صفر — حداکثر ۰٫۰۰۵ تفاوت در هر ضریب.</w:t>
-      </w:r>
-    </w:p>
-    <w:p>
-      <w:pPr>
-        <w:bidi/>
-        <w:spacing w:after="120"/>
-        <w:jc w:val="right"/>
-      </w:pPr>
-      <w:r>
-        <w:rPr>
-          <w:b w:val="0"/>
-        </w:rPr>
-        <w:t>توصیهٔ ما: الف — در عمل با ب یکی است، ولی الف دقیق‌تر.</w:t>
-      </w:r>
-    </w:p>
-    <w:tbl>
-      <w:tblPr>
-        <w:tblStyle w:val="TableGrid"/>
-        <w:tblW w:type="auto" w:w="0"/>
-        <w:tblLook w:firstColumn="1" w:firstRow="1" w:lastColumn="0" w:lastRow="0" w:noHBand="0" w:noVBand="1" w:val="04A0"/>
-      </w:tblPr>
-      <w:tblGrid>
-        <w:gridCol w:w="2880"/>
-        <w:gridCol w:w="2880"/>
-        <w:gridCol w:w="2880"/>
-      </w:tblGrid>
-      <w:tr>
-        <w:tc>
-          <w:tcPr>
-            <w:tcW w:type="dxa" w:w="2880"/>
-          </w:tcPr>
-          <w:p>
-            <w:pPr>
-              <w:bidi/>
-              <w:jc w:val="right"/>
-            </w:pPr>
-            <w:r>
-              <w:rPr>
-                <w:b/>
-              </w:rPr>
-              <w:t>تصمیم</w:t>
-            </w:r>
-          </w:p>
-        </w:tc>
-        <w:tc>
-          <w:tcPr>
-            <w:tcW w:type="dxa" w:w="2880"/>
-          </w:tcPr>
-          <w:p>
-            <w:pPr>
-              <w:bidi/>
-              <w:jc w:val="right"/>
-            </w:pPr>
-            <w:r>
-              <w:rPr>
-                <w:b/>
-              </w:rPr>
-              <w:t>امضا</w:t>
-            </w:r>
-          </w:p>
-        </w:tc>
-        <w:tc>
-          <w:tcPr>
-            <w:tcW w:type="dxa" w:w="2880"/>
-          </w:tcPr>
-          <w:p>
-            <w:pPr>
-              <w:bidi/>
-              <w:jc w:val="right"/>
-            </w:pPr>
-            <w:r>
-              <w:rPr>
-                <w:b/>
-              </w:rPr>
-              <w:t>تاریخ</w:t>
-            </w:r>
-          </w:p>
-        </w:tc>
-      </w:tr>
-      <w:tr>
-        <w:tc>
-          <w:tcPr>
-            <w:tcW w:type="dxa" w:w="2880"/>
-          </w:tcPr>
-          <w:p/>
-        </w:tc>
-        <w:tc>
-          <w:tcPr>
-            <w:tcW w:type="dxa" w:w="2880"/>
-          </w:tcPr>
-          <w:p/>
-        </w:tc>
-        <w:tc>
-          <w:tcPr>
-            <w:tcW w:type="dxa" w:w="2880"/>
-          </w:tcPr>
-          <w:p/>
-        </w:tc>
-      </w:tr>
-    </w:tbl>
-    <w:p/>
-    <w:p>
-      <w:pPr>
-        <w:bidi/>
-        <w:spacing w:after="120"/>
-        <w:jc w:val="right"/>
-      </w:pPr>
-      <w:r>
-        <w:rPr>
-          <w:b/>
-          <w:sz w:val="26"/>
-        </w:rPr>
         <w:t>D-04 — ضرایبِ منفی</w:t>
       </w:r>
     </w:p>
@@ -2463,7 +3000,7 @@
         <w:rPr>
           <w:b w:val="0"/>
         </w:rPr>
-        <w:t>اثرِ عددی: صفر با مقدارِ فعلی.</w:t>
+        <w:t>اثرِ عددی: با مقدارِ فعلیِ آستانه (۳۰۰M) صفر — چون grand_total = ۳۱٫۴B بزرگ‌تر است و مسیرِ گروهی گرفته می‌شود. اگر آستانه از grand_total بیشتر شود، مسیرِ رشته‌ای اجبار می‌شود که اثرش = ۲۵۸٬۳۲۲٬۸۸۷٫۳۲ ریال روی ΔP (همان D-13؛ اندازه‌گیریِ E-9 §۱).</w:t>
       </w:r>
     </w:p>
     <w:p>
@@ -2656,543 +3193,6 @@
           <w:b w:val="0"/>
         </w:rPr>
         <w:t>توصیهٔ ما: الف.</w:t>
-      </w:r>
-    </w:p>
-    <w:tbl>
-      <w:tblPr>
-        <w:tblStyle w:val="TableGrid"/>
-        <w:tblW w:type="auto" w:w="0"/>
-        <w:tblLook w:firstColumn="1" w:firstRow="1" w:lastColumn="0" w:lastRow="0" w:noHBand="0" w:noVBand="1" w:val="04A0"/>
-      </w:tblPr>
-      <w:tblGrid>
-        <w:gridCol w:w="2880"/>
-        <w:gridCol w:w="2880"/>
-        <w:gridCol w:w="2880"/>
-      </w:tblGrid>
-      <w:tr>
-        <w:tc>
-          <w:tcPr>
-            <w:tcW w:type="dxa" w:w="2880"/>
-          </w:tcPr>
-          <w:p>
-            <w:pPr>
-              <w:bidi/>
-              <w:jc w:val="right"/>
-            </w:pPr>
-            <w:r>
-              <w:rPr>
-                <w:b/>
-              </w:rPr>
-              <w:t>تصمیم</w:t>
-            </w:r>
-          </w:p>
-        </w:tc>
-        <w:tc>
-          <w:tcPr>
-            <w:tcW w:type="dxa" w:w="2880"/>
-          </w:tcPr>
-          <w:p>
-            <w:pPr>
-              <w:bidi/>
-              <w:jc w:val="right"/>
-            </w:pPr>
-            <w:r>
-              <w:rPr>
-                <w:b/>
-              </w:rPr>
-              <w:t>امضا</w:t>
-            </w:r>
-          </w:p>
-        </w:tc>
-        <w:tc>
-          <w:tcPr>
-            <w:tcW w:type="dxa" w:w="2880"/>
-          </w:tcPr>
-          <w:p>
-            <w:pPr>
-              <w:bidi/>
-              <w:jc w:val="right"/>
-            </w:pPr>
-            <w:r>
-              <w:rPr>
-                <w:b/>
-              </w:rPr>
-              <w:t>تاریخ</w:t>
-            </w:r>
-          </w:p>
-        </w:tc>
-      </w:tr>
-      <w:tr>
-        <w:tc>
-          <w:tcPr>
-            <w:tcW w:type="dxa" w:w="2880"/>
-          </w:tcPr>
-          <w:p/>
-        </w:tc>
-        <w:tc>
-          <w:tcPr>
-            <w:tcW w:type="dxa" w:w="2880"/>
-          </w:tcPr>
-          <w:p/>
-        </w:tc>
-        <w:tc>
-          <w:tcPr>
-            <w:tcW w:type="dxa" w:w="2880"/>
-          </w:tcPr>
-          <w:p/>
-        </w:tc>
-      </w:tr>
-    </w:tbl>
-    <w:p/>
-    <w:p>
-      <w:pPr>
-        <w:bidi/>
-        <w:spacing w:after="120"/>
-        <w:jc w:val="right"/>
-      </w:pPr>
-      <w:r>
-        <w:rPr>
-          <w:b/>
-          <w:sz w:val="26"/>
-        </w:rPr>
-        <w:t>D-13 — فصولِ بدونِ شاخصِ گروهی</w:t>
-      </w:r>
-    </w:p>
-    <w:p>
-      <w:pPr>
-        <w:bidi/>
-        <w:spacing w:after="120"/>
-        <w:jc w:val="right"/>
-      </w:pPr>
-      <w:r>
-        <w:rPr>
-          <w:b w:val="0"/>
-          <w:sz w:val="18"/>
-        </w:rPr>
-        <w:t>بند/مرجع: بند ۲-۱</w:t>
-      </w:r>
-    </w:p>
-    <w:p>
-      <w:pPr>
-        <w:bidi/>
-        <w:spacing w:after="120"/>
-        <w:jc w:val="right"/>
-      </w:pPr>
-      <w:r>
-        <w:rPr>
-          <w:b w:val="0"/>
-        </w:rPr>
-        <w:t>سؤال: در مسیرِ رشته‌ای، فصولی که شاخصِ گروهی ندارند چه کنند؟</w:t>
-      </w:r>
-    </w:p>
-    <w:p>
-      <w:pPr>
-        <w:bidi/>
-        <w:spacing w:after="120"/>
-        <w:jc w:val="right"/>
-      </w:pPr>
-      <w:r>
-        <w:rPr>
-          <w:b w:val="0"/>
-        </w:rPr>
-        <w:t>گزینهٔ الف: همه از شاخصِ رشته استفاده می‌کنند. الان پیاده شده.</w:t>
-      </w:r>
-    </w:p>
-    <w:p>
-      <w:pPr>
-        <w:bidi/>
-        <w:spacing w:after="120"/>
-        <w:jc w:val="right"/>
-      </w:pPr>
-      <w:r>
-        <w:rPr>
-          <w:b w:val="0"/>
-        </w:rPr>
-        <w:t>گزینهٔ ب: فقط فصولِ بی‌شاخص.</w:t>
-      </w:r>
-    </w:p>
-    <w:p>
-      <w:pPr>
-        <w:bidi/>
-        <w:spacing w:after="120"/>
-        <w:jc w:val="right"/>
-      </w:pPr>
-      <w:r>
-        <w:rPr>
-          <w:b w:val="0"/>
-        </w:rPr>
-        <w:t>اثرِ عددی: صفر در پروژهٔ مرجع (مسیرِ پیش‌فرض گروهی است).</w:t>
-      </w:r>
-    </w:p>
-    <w:p>
-      <w:pPr>
-        <w:bidi/>
-        <w:spacing w:after="120"/>
-        <w:jc w:val="right"/>
-      </w:pPr>
-      <w:r>
-        <w:rPr>
-          <w:b w:val="0"/>
-        </w:rPr>
-        <w:t>توصیهٔ ما: الف.</w:t>
-      </w:r>
-    </w:p>
-    <w:tbl>
-      <w:tblPr>
-        <w:tblStyle w:val="TableGrid"/>
-        <w:tblW w:type="auto" w:w="0"/>
-        <w:tblLook w:firstColumn="1" w:firstRow="1" w:lastColumn="0" w:lastRow="0" w:noHBand="0" w:noVBand="1" w:val="04A0"/>
-      </w:tblPr>
-      <w:tblGrid>
-        <w:gridCol w:w="2880"/>
-        <w:gridCol w:w="2880"/>
-        <w:gridCol w:w="2880"/>
-      </w:tblGrid>
-      <w:tr>
-        <w:tc>
-          <w:tcPr>
-            <w:tcW w:type="dxa" w:w="2880"/>
-          </w:tcPr>
-          <w:p>
-            <w:pPr>
-              <w:bidi/>
-              <w:jc w:val="right"/>
-            </w:pPr>
-            <w:r>
-              <w:rPr>
-                <w:b/>
-              </w:rPr>
-              <w:t>تصمیم</w:t>
-            </w:r>
-          </w:p>
-        </w:tc>
-        <w:tc>
-          <w:tcPr>
-            <w:tcW w:type="dxa" w:w="2880"/>
-          </w:tcPr>
-          <w:p>
-            <w:pPr>
-              <w:bidi/>
-              <w:jc w:val="right"/>
-            </w:pPr>
-            <w:r>
-              <w:rPr>
-                <w:b/>
-              </w:rPr>
-              <w:t>امضا</w:t>
-            </w:r>
-          </w:p>
-        </w:tc>
-        <w:tc>
-          <w:tcPr>
-            <w:tcW w:type="dxa" w:w="2880"/>
-          </w:tcPr>
-          <w:p>
-            <w:pPr>
-              <w:bidi/>
-              <w:jc w:val="right"/>
-            </w:pPr>
-            <w:r>
-              <w:rPr>
-                <w:b/>
-              </w:rPr>
-              <w:t>تاریخ</w:t>
-            </w:r>
-          </w:p>
-        </w:tc>
-      </w:tr>
-      <w:tr>
-        <w:tc>
-          <w:tcPr>
-            <w:tcW w:type="dxa" w:w="2880"/>
-          </w:tcPr>
-          <w:p/>
-        </w:tc>
-        <w:tc>
-          <w:tcPr>
-            <w:tcW w:type="dxa" w:w="2880"/>
-          </w:tcPr>
-          <w:p/>
-        </w:tc>
-        <w:tc>
-          <w:tcPr>
-            <w:tcW w:type="dxa" w:w="2880"/>
-          </w:tcPr>
-          <w:p/>
-        </w:tc>
-      </w:tr>
-    </w:tbl>
-    <w:p/>
-    <w:p>
-      <w:pPr>
-        <w:bidi/>
-        <w:spacing w:after="120"/>
-        <w:jc w:val="right"/>
-      </w:pPr>
-      <w:r>
-        <w:rPr>
-          <w:b/>
-          <w:sz w:val="26"/>
-        </w:rPr>
-        <w:t>D-15 — دورهٔ شاخصِ مبنا برای کارِ جدید ناموجود</w:t>
-      </w:r>
-    </w:p>
-    <w:p>
-      <w:pPr>
-        <w:bidi/>
-        <w:spacing w:after="120"/>
-        <w:jc w:val="right"/>
-      </w:pPr>
-      <w:r>
-        <w:rPr>
-          <w:b w:val="0"/>
-          <w:sz w:val="18"/>
-        </w:rPr>
-        <w:t>بند/مرجع: بندهای ۳-۲ / ۳-۳</w:t>
-      </w:r>
-    </w:p>
-    <w:p>
-      <w:pPr>
-        <w:bidi/>
-        <w:spacing w:after="120"/>
-        <w:jc w:val="right"/>
-      </w:pPr>
-      <w:r>
-        <w:rPr>
-          <w:b w:val="0"/>
-        </w:rPr>
-        <w:t>سؤال: اگر کاربر دورهٔ شاخصِ مبنا را برای کارِ جدید وارد نکرده بود چه شود؟</w:t>
-      </w:r>
-    </w:p>
-    <w:p>
-      <w:pPr>
-        <w:bidi/>
-        <w:spacing w:after="120"/>
-        <w:jc w:val="right"/>
-      </w:pPr>
-      <w:r>
-        <w:rPr>
-          <w:b w:val="0"/>
-        </w:rPr>
-        <w:t>گزینهٔ الف: ردیف ساخته نمی‌شود + هشدار. الان پیاده شده.</w:t>
-      </w:r>
-    </w:p>
-    <w:p>
-      <w:pPr>
-        <w:bidi/>
-        <w:spacing w:after="120"/>
-        <w:jc w:val="right"/>
-      </w:pPr>
-      <w:r>
-        <w:rPr>
-          <w:b w:val="0"/>
-        </w:rPr>
-        <w:t>گزینهٔ ب: استفاده از آخرین دورهٔ موجود.</w:t>
-      </w:r>
-    </w:p>
-    <w:p>
-      <w:pPr>
-        <w:bidi/>
-        <w:spacing w:after="120"/>
-        <w:jc w:val="right"/>
-      </w:pPr>
-      <w:r>
-        <w:rPr>
-          <w:b w:val="0"/>
-        </w:rPr>
-        <w:t>اثرِ عددی: صفر — کارِ جدید کاملاً نادیده گرفته می‌شود.</w:t>
-      </w:r>
-    </w:p>
-    <w:p>
-      <w:pPr>
-        <w:bidi/>
-        <w:spacing w:after="120"/>
-        <w:jc w:val="right"/>
-      </w:pPr>
-      <w:r>
-        <w:rPr>
-          <w:b w:val="0"/>
-        </w:rPr>
-        <w:t>توصیهٔ ما: الف — حدس زدنِ دوره، خلافِ قاعدهٔ طلایی است.</w:t>
-      </w:r>
-    </w:p>
-    <w:tbl>
-      <w:tblPr>
-        <w:tblStyle w:val="TableGrid"/>
-        <w:tblW w:type="auto" w:w="0"/>
-        <w:tblLook w:firstColumn="1" w:firstRow="1" w:lastColumn="0" w:lastRow="0" w:noHBand="0" w:noVBand="1" w:val="04A0"/>
-      </w:tblPr>
-      <w:tblGrid>
-        <w:gridCol w:w="2880"/>
-        <w:gridCol w:w="2880"/>
-        <w:gridCol w:w="2880"/>
-      </w:tblGrid>
-      <w:tr>
-        <w:tc>
-          <w:tcPr>
-            <w:tcW w:type="dxa" w:w="2880"/>
-          </w:tcPr>
-          <w:p>
-            <w:pPr>
-              <w:bidi/>
-              <w:jc w:val="right"/>
-            </w:pPr>
-            <w:r>
-              <w:rPr>
-                <w:b/>
-              </w:rPr>
-              <w:t>تصمیم</w:t>
-            </w:r>
-          </w:p>
-        </w:tc>
-        <w:tc>
-          <w:tcPr>
-            <w:tcW w:type="dxa" w:w="2880"/>
-          </w:tcPr>
-          <w:p>
-            <w:pPr>
-              <w:bidi/>
-              <w:jc w:val="right"/>
-            </w:pPr>
-            <w:r>
-              <w:rPr>
-                <w:b/>
-              </w:rPr>
-              <w:t>امضا</w:t>
-            </w:r>
-          </w:p>
-        </w:tc>
-        <w:tc>
-          <w:tcPr>
-            <w:tcW w:type="dxa" w:w="2880"/>
-          </w:tcPr>
-          <w:p>
-            <w:pPr>
-              <w:bidi/>
-              <w:jc w:val="right"/>
-            </w:pPr>
-            <w:r>
-              <w:rPr>
-                <w:b/>
-              </w:rPr>
-              <w:t>تاریخ</w:t>
-            </w:r>
-          </w:p>
-        </w:tc>
-      </w:tr>
-      <w:tr>
-        <w:tc>
-          <w:tcPr>
-            <w:tcW w:type="dxa" w:w="2880"/>
-          </w:tcPr>
-          <w:p/>
-        </w:tc>
-        <w:tc>
-          <w:tcPr>
-            <w:tcW w:type="dxa" w:w="2880"/>
-          </w:tcPr>
-          <w:p/>
-        </w:tc>
-        <w:tc>
-          <w:tcPr>
-            <w:tcW w:type="dxa" w:w="2880"/>
-          </w:tcPr>
-          <w:p/>
-        </w:tc>
-      </w:tr>
-    </w:tbl>
-    <w:p/>
-    <w:p>
-      <w:pPr>
-        <w:bidi/>
-        <w:spacing w:after="120"/>
-        <w:jc w:val="right"/>
-      </w:pPr>
-      <w:r>
-        <w:rPr>
-          <w:b/>
-          <w:sz w:val="26"/>
-        </w:rPr>
-        <w:t>D-16 — روشِ نامعتبرِ کارِ جدید</w:t>
-      </w:r>
-    </w:p>
-    <w:p>
-      <w:pPr>
-        <w:bidi/>
-        <w:spacing w:after="120"/>
-        <w:jc w:val="right"/>
-      </w:pPr>
-      <w:r>
-        <w:rPr>
-          <w:b w:val="0"/>
-          <w:sz w:val="18"/>
-        </w:rPr>
-        <w:t>بند/مرجع: بندهای ۳-۱ تا ۳-۵</w:t>
-      </w:r>
-    </w:p>
-    <w:p>
-      <w:pPr>
-        <w:bidi/>
-        <w:spacing w:after="120"/>
-        <w:jc w:val="right"/>
-      </w:pPr>
-      <w:r>
-        <w:rPr>
-          <w:b w:val="0"/>
-        </w:rPr>
-        <w:t>سؤال: اگر روشِ قیمت‌گذاریِ کارِ جدید مجاز نبود چه شود؟</w:t>
-      </w:r>
-    </w:p>
-    <w:p>
-      <w:pPr>
-        <w:bidi/>
-        <w:spacing w:after="120"/>
-        <w:jc w:val="right"/>
-      </w:pPr>
-      <w:r>
-        <w:rPr>
-          <w:b w:val="0"/>
-        </w:rPr>
-        <w:t>گزینهٔ الف: برگشت به روشِ «فهرست پیمان». الان پیاده شده.</w:t>
-      </w:r>
-    </w:p>
-    <w:p>
-      <w:pPr>
-        <w:bidi/>
-        <w:spacing w:after="120"/>
-        <w:jc w:val="right"/>
-      </w:pPr>
-      <w:r>
-        <w:rPr>
-          <w:b w:val="0"/>
-        </w:rPr>
-        <w:t>گزینهٔ ب: خطا و توقفِ موتور.</w:t>
-      </w:r>
-    </w:p>
-    <w:p>
-      <w:pPr>
-        <w:bidi/>
-        <w:spacing w:after="120"/>
-        <w:jc w:val="right"/>
-      </w:pPr>
-      <w:r>
-        <w:rPr>
-          <w:b w:val="0"/>
-        </w:rPr>
-        <w:t>اثرِ عددی: صفر.</w:t>
-      </w:r>
-    </w:p>
-    <w:p>
-      <w:pPr>
-        <w:bidi/>
-        <w:spacing w:after="120"/>
-        <w:jc w:val="right"/>
-      </w:pPr>
-      <w:r>
-        <w:rPr>
-          <w:b w:val="0"/>
-        </w:rPr>
-        <w:t>توصیهٔ ما: الف — ادامه با یک پیش‌فرضِ مکتوب بهتر از توقف است.</w:t>
       </w:r>
     </w:p>
     <w:tbl>

--- a/docs/DECISION_SHEET.docx
+++ b/docs/DECISION_SHEET.docx
@@ -235,7 +235,7 @@
           <w:b/>
           <w:sz w:val="26"/>
         </w:rPr>
-        <w:t>D-13 — فصولِ بدونِ شاخصِ گروهی</w:t>
+        <w:t>D-13 — مسیرِ شاخصِ رشته‌ای: آستانه و گرانولاریتی (شاملِ D-11ِ ادغام‌شده)</w:t>
       </w:r>
     </w:p>
     <w:p>
@@ -249,7 +249,7 @@
           <w:b w:val="0"/>
           <w:sz w:val="18"/>
         </w:rPr>
-        <w:t>بند/مرجع: بند ۲-۱</w:t>
+        <w:t>بند/مرجع: بندهای ۲-۱ / ۲-۲</w:t>
       </w:r>
     </w:p>
     <w:p>
@@ -262,7 +262,7 @@
         <w:rPr>
           <w:b w:val="0"/>
         </w:rPr>
-        <w:t>سؤال: در مسیرِ رشته‌ای، فصولی که شاخصِ گروهی ندارند چه کنند؟</w:t>
+        <w:t>سؤال: دو پرسشِ به‌هم‌پیوسته دربارهٔ مسیرِ رشته‌ای: (۱) مرزِ این مسیر، یعنی آستانهٔ ۳۰۰ میلیون ریال، از کجا خوانده شود (D-11 سابق) و (۲) وقتی پیمان زیرِ آستانه است و مسیرِ رشته‌ای اجبار می‌شود، فصولی که شاخصِ گروهی ندارند چه کنند؟</w:t>
       </w:r>
     </w:p>
     <w:p>
@@ -275,7 +275,7 @@
         <w:rPr>
           <w:b w:val="0"/>
         </w:rPr>
-        <w:t>گزینهٔ الف: همه از شاخصِ رشته استفاده می‌کنند. الان پیاده شده.</w:t>
+        <w:t>گزینهٔ الف: آستانه از config (مقدارِ ۳۰۰٬۰۰۰٬۰۰۰ ریالِ بندهای ۲-۱/۲-۲) خوانده می‌شود و در مسیرِ رشته‌ای همهٔ فصول و تجهیز از شاخصِ رشتهٔ پروژه استفاده می‌کنند. الان پیاده شده.</w:t>
       </w:r>
     </w:p>
     <w:p>
@@ -288,7 +288,7 @@
         <w:rPr>
           <w:b w:val="0"/>
         </w:rPr>
-        <w:t>گزینهٔ ب: فقط فصولِ بی‌شاخص.</w:t>
+        <w:t>گزینهٔ ب: فقط فصولِ بی‌شاخص از شاخصِ رشته استفاده کنند (آستانه همچنان از config خوانده می‌شود).</w:t>
       </w:r>
     </w:p>
     <w:p>
@@ -314,7 +314,7 @@
         <w:rPr>
           <w:b w:val="0"/>
         </w:rPr>
-        <w:t>توصیهٔ ما: الف.</w:t>
+        <w:t>توصیهٔ ما: الف — بند ۲-۱ می‌گوید قیمت‌ها «با شاخص رشته‌ای فهرست مربوط» تعدیل می‌شوند.</w:t>
       </w:r>
     </w:p>
     <w:tbl>
@@ -414,7 +414,7 @@
           <w:b/>
           <w:sz w:val="26"/>
         </w:rPr>
-        <w:t>D-01 — ضریب k: ۰٫۹۵ یا ۱</w:t>
+        <w:t>D-01 — ضریب k: ۰٫۹۵ یا ۱ — دادهٔ ورودیِ الزامی</w:t>
       </w:r>
     </w:p>
     <w:p>
@@ -440,8 +440,9 @@
       <w:r>
         <w:rPr>
           <w:b w:val="0"/>
+          <w:sz w:val="18"/>
         </w:rPr>
-        <w:t>سؤال: آیا ضریبِ تعدیل در پیمان‌هایی که در مدتِ پیمان تمام می‌شوند باید ۱ باشد (نه ۰٫۹۵)، و این جایگزینی از کِی اعمال شود؟</w:t>
+        <w:t>این مورد یک تصمیم نیست — یک دادهٔ ورودیِ الزامی است (فاز E-9 §۴).</w:t>
       </w:r>
     </w:p>
     <w:p>
@@ -454,7 +455,49 @@
         <w:rPr>
           <w:b w:val="0"/>
         </w:rPr>
-        <w:t>گزینهٔ الف: ۰٫۹۵ به‌عنوانِ علی‌الحساب، و تبدیل به ۱ فقط در صورت‌وضعیتِ قطعی (بند ۸-۴). الان پیاده شده.</w:t>
+        <w:t>سؤال: آیا کار در مدت پیمان (با احتسابِ تمدیدِ ناشی از تغییر مقادیر) تمام و تحویلِ موقت شد؟</w:t>
+      </w:r>
+    </w:p>
+    <w:p>
+      <w:pPr>
+        <w:bidi/>
+        <w:spacing w:after="120"/>
+        <w:jc w:val="right"/>
+      </w:pPr>
+      <w:r>
+        <w:rPr>
+          <w:b w:val="0"/>
+          <w:sz w:val="20"/>
+        </w:rPr>
+        <w:t>پاسخ بله ⇒ k = ۱ ⇒ قطعی — مابه‌التفاوت جداگانه و طبق بند ۸-۴ نمایش داده می‌شود</w:t>
+      </w:r>
+    </w:p>
+    <w:p>
+      <w:pPr>
+        <w:bidi/>
+        <w:spacing w:after="120"/>
+        <w:jc w:val="right"/>
+      </w:pPr>
+      <w:r>
+        <w:rPr>
+          <w:b w:val="0"/>
+          <w:sz w:val="20"/>
+        </w:rPr>
+        <w:t>پاسخ خیر ⇒ k = ۰٫۹۵ ⇒ قطعی</w:t>
+      </w:r>
+    </w:p>
+    <w:p>
+      <w:pPr>
+        <w:bidi/>
+        <w:spacing w:after="120"/>
+        <w:jc w:val="right"/>
+      </w:pPr>
+      <w:r>
+        <w:rPr>
+          <w:b w:val="0"/>
+          <w:sz w:val="20"/>
+        </w:rPr>
+        <w:t>پاسخ نامشخص (پیش‌فرض) ⇒ k = ۰٫۹۵ ⇒ علی‌الحساب — اپ یک یادداشت می‌گذارد تا این فیلد را پر کنید</w:t>
       </w:r>
     </w:p>
     <w:p>
@@ -467,7 +510,7 @@
         <w:rPr>
           <w:b w:val="0"/>
         </w:rPr>
-        <w:t>گزینهٔ ب: ۱ از همان ابتدا (اگر پروژه سر وقت تمام شود).</w:t>
+        <w:t>اثرِ عددی: اگر «بله» باشد، ΔP از ۹.۹۸ به ۱۰.۴۹ میلیارد ریال می‌رسد یعنی +۵۰۵,۳۱۶,۹۶۰.۸۶ ریال (= مابه‌التفاوتِ بند ۸-۴).</w:t>
       </w:r>
     </w:p>
     <w:p>
@@ -479,8 +522,9 @@
       <w:r>
         <w:rPr>
           <w:b w:val="0"/>
+          <w:sz w:val="20"/>
         </w:rPr>
-        <w:t>اثرِ عددی: ΔP از ۹.۹۸ به ۱۰.۴۹ میلیارد ریال می‌رسد یعنی +۵۰۵,۳۱۶,۹۶۰.۸۶ ریال.</w:t>
+        <w:t>چرا تصمیم نیست: انتخابِ k به متنِ بخشنامه بستگی ندارد، به اینکه آیا تحویلِ موقت در مدتِ پیمان انجام شده یا نه بستگی دارد — واقعیتی که فقط کارفرما/مشاور می‌داند. وظیفهٔ اپ اعمالِ قاعده و علامت‌گذاریِ علی‌الحساب است.</w:t>
       </w:r>
     </w:p>
     <w:p>
@@ -492,95 +536,11 @@
       <w:r>
         <w:rPr>
           <w:b w:val="0"/>
+          <w:sz w:val="20"/>
         </w:rPr>
-        <w:t>توصیهٔ ما: الف — بند ۸-۴ صریحاً نشان می‌دهد که قانونگذار سازوکارِ «۰٫۹۵ موقت → ۱ قطعی» را در نظر داشته است.</w:t>
+        <w:t>اقدامِ موردنیاز: در تنظیماتِ پروژه، «وضعیت اتمام کار در مدت پیمان» را مشخص کنید. تا آن موقع خروجی علی‌الحساب است.</w:t>
       </w:r>
     </w:p>
-    <w:tbl>
-      <w:tblPr>
-        <w:tblStyle w:val="TableGrid"/>
-        <w:tblW w:type="auto" w:w="0"/>
-        <w:tblLook w:firstColumn="1" w:firstRow="1" w:lastColumn="0" w:lastRow="0" w:noHBand="0" w:noVBand="1" w:val="04A0"/>
-      </w:tblPr>
-      <w:tblGrid>
-        <w:gridCol w:w="2880"/>
-        <w:gridCol w:w="2880"/>
-        <w:gridCol w:w="2880"/>
-      </w:tblGrid>
-      <w:tr>
-        <w:tc>
-          <w:tcPr>
-            <w:tcW w:type="dxa" w:w="2880"/>
-          </w:tcPr>
-          <w:p>
-            <w:pPr>
-              <w:bidi/>
-              <w:jc w:val="right"/>
-            </w:pPr>
-            <w:r>
-              <w:rPr>
-                <w:b/>
-              </w:rPr>
-              <w:t>تصمیم</w:t>
-            </w:r>
-          </w:p>
-        </w:tc>
-        <w:tc>
-          <w:tcPr>
-            <w:tcW w:type="dxa" w:w="2880"/>
-          </w:tcPr>
-          <w:p>
-            <w:pPr>
-              <w:bidi/>
-              <w:jc w:val="right"/>
-            </w:pPr>
-            <w:r>
-              <w:rPr>
-                <w:b/>
-              </w:rPr>
-              <w:t>امضا</w:t>
-            </w:r>
-          </w:p>
-        </w:tc>
-        <w:tc>
-          <w:tcPr>
-            <w:tcW w:type="dxa" w:w="2880"/>
-          </w:tcPr>
-          <w:p>
-            <w:pPr>
-              <w:bidi/>
-              <w:jc w:val="right"/>
-            </w:pPr>
-            <w:r>
-              <w:rPr>
-                <w:b/>
-              </w:rPr>
-              <w:t>تاریخ</w:t>
-            </w:r>
-          </w:p>
-        </w:tc>
-      </w:tr>
-      <w:tr>
-        <w:tc>
-          <w:tcPr>
-            <w:tcW w:type="dxa" w:w="2880"/>
-          </w:tcPr>
-          <w:p/>
-        </w:tc>
-        <w:tc>
-          <w:tcPr>
-            <w:tcW w:type="dxa" w:w="2880"/>
-          </w:tcPr>
-          <w:p/>
-        </w:tc>
-        <w:tc>
-          <w:tcPr>
-            <w:tcW w:type="dxa" w:w="2880"/>
-          </w:tcPr>
-          <w:p/>
-        </w:tc>
-      </w:tr>
-    </w:tbl>
     <w:p/>
     <w:p>
       <w:pPr>
@@ -1502,7 +1462,7 @@
           <w:b/>
           <w:sz w:val="26"/>
         </w:rPr>
-        <w:t>D-02 — گردکردنِ ضرایب — هر سه‌ماهه یا یک‌بار؟</w:t>
+        <w:t>D-04 — ضرایبِ منفی — جهتِ گردکردن</w:t>
       </w:r>
     </w:p>
     <w:p>
@@ -1516,7 +1476,7 @@
           <w:b w:val="0"/>
           <w:sz w:val="18"/>
         </w:rPr>
-        <w:t>بند/مرجع: بند ۸-۲</w:t>
+        <w:t>بند/مرجع: بند ۸-۲ (بخشنامه دربارهٔ جهتِ گردکردنِ منفی ساکت است)</w:t>
       </w:r>
     </w:p>
     <w:p>
@@ -1529,7 +1489,7 @@
         <w:rPr>
           <w:b w:val="0"/>
         </w:rPr>
-        <w:t>سؤال: آیا گردکردنِ ضریبِ تعدیل به ۲ رقمِ اعشار به‌ازایِ هر سه‌ماهه انجام شود، یا یک‌بار روی کل؟</w:t>
+        <w:t>سؤال: اگر شاخص کاهش پیدا کند و ضریبِ تعدیل منفی شود، گردکردنِ بند ۸-۲ چه سمتی داشته باشد؟</w:t>
       </w:r>
     </w:p>
     <w:p>
@@ -1542,7 +1502,7 @@
         <w:rPr>
           <w:b w:val="0"/>
         </w:rPr>
-        <w:t>گزینهٔ الف: هر سه‌ماهه به‌صورتِ جداگانه. الان پیاده شده.</w:t>
+        <w:t>گزینهٔ الف: گردکردن روی قدرِ مطلق — ضریبِ منفی از صفر دور می‌شود (−۰٫۱۲۵۰ → −۰٫۱۳). الان پیاده شده (پیش‌فرض).</w:t>
       </w:r>
     </w:p>
     <w:p>
@@ -1555,7 +1515,7 @@
         <w:rPr>
           <w:b w:val="0"/>
         </w:rPr>
-        <w:t>گزینهٔ ب: گردکردنِ کل.</w:t>
+        <w:t>گزینهٔ ب: گردکردنِ مستقیمِ منفی — ضریبِ منفی به‌سمتِ صفر می‌رود (−۰٫۱۲۵۰ → −۰٫۱۲). از فاز E-10 §۳ پشتِ فلگِ negative_coef_rounding پیاده و قابلِ اندازه‌گیری است.</w:t>
       </w:r>
     </w:p>
     <w:p>
@@ -1568,7 +1528,7 @@
         <w:rPr>
           <w:b w:val="0"/>
         </w:rPr>
-        <w:t>اثرِ عددی: صفر در پروژهٔ مرجع (مقادیر با هر دو یکسان).</w:t>
+        <w:t>اثرِ عددی: صفر در پروژهٔ مرجع (ΔP مثبت است و هیچ ضریبِ منفی وجود ندارد) — اندازه‌گیریِ E-10 §۳ با tools/decision_impact.py.</w:t>
       </w:r>
     </w:p>
     <w:p>
@@ -1581,723 +1541,7 @@
         <w:rPr>
           <w:b w:val="0"/>
         </w:rPr>
-        <w:t>توصیهٔ ما: الف — با بند ۸-۲ هم‌خوان است.</w:t>
-      </w:r>
-    </w:p>
-    <w:tbl>
-      <w:tblPr>
-        <w:tblStyle w:val="TableGrid"/>
-        <w:tblW w:type="auto" w:w="0"/>
-        <w:tblLook w:firstColumn="1" w:firstRow="1" w:lastColumn="0" w:lastRow="0" w:noHBand="0" w:noVBand="1" w:val="04A0"/>
-      </w:tblPr>
-      <w:tblGrid>
-        <w:gridCol w:w="2880"/>
-        <w:gridCol w:w="2880"/>
-        <w:gridCol w:w="2880"/>
-      </w:tblGrid>
-      <w:tr>
-        <w:tc>
-          <w:tcPr>
-            <w:tcW w:type="dxa" w:w="2880"/>
-          </w:tcPr>
-          <w:p>
-            <w:pPr>
-              <w:bidi/>
-              <w:jc w:val="right"/>
-            </w:pPr>
-            <w:r>
-              <w:rPr>
-                <w:b/>
-              </w:rPr>
-              <w:t>تصمیم</w:t>
-            </w:r>
-          </w:p>
-        </w:tc>
-        <w:tc>
-          <w:tcPr>
-            <w:tcW w:type="dxa" w:w="2880"/>
-          </w:tcPr>
-          <w:p>
-            <w:pPr>
-              <w:bidi/>
-              <w:jc w:val="right"/>
-            </w:pPr>
-            <w:r>
-              <w:rPr>
-                <w:b/>
-              </w:rPr>
-              <w:t>امضا</w:t>
-            </w:r>
-          </w:p>
-        </w:tc>
-        <w:tc>
-          <w:tcPr>
-            <w:tcW w:type="dxa" w:w="2880"/>
-          </w:tcPr>
-          <w:p>
-            <w:pPr>
-              <w:bidi/>
-              <w:jc w:val="right"/>
-            </w:pPr>
-            <w:r>
-              <w:rPr>
-                <w:b/>
-              </w:rPr>
-              <w:t>تاریخ</w:t>
-            </w:r>
-          </w:p>
-        </w:tc>
-      </w:tr>
-      <w:tr>
-        <w:tc>
-          <w:tcPr>
-            <w:tcW w:type="dxa" w:w="2880"/>
-          </w:tcPr>
-          <w:p/>
-        </w:tc>
-        <w:tc>
-          <w:tcPr>
-            <w:tcW w:type="dxa" w:w="2880"/>
-          </w:tcPr>
-          <w:p/>
-        </w:tc>
-        <w:tc>
-          <w:tcPr>
-            <w:tcW w:type="dxa" w:w="2880"/>
-          </w:tcPr>
-          <w:p/>
-        </w:tc>
-      </w:tr>
-    </w:tbl>
-    <w:p/>
-    <w:p>
-      <w:pPr>
-        <w:bidi/>
-        <w:spacing w:after="120"/>
-        <w:jc w:val="right"/>
-      </w:pPr>
-      <w:r>
-        <w:rPr>
-          <w:b/>
-          <w:sz w:val="26"/>
-        </w:rPr>
-        <w:t>D-04 — ضرایبِ منفی</w:t>
-      </w:r>
-    </w:p>
-    <w:p>
-      <w:pPr>
-        <w:bidi/>
-        <w:spacing w:after="120"/>
-        <w:jc w:val="right"/>
-      </w:pPr>
-      <w:r>
-        <w:rPr>
-          <w:b w:val="0"/>
-          <w:sz w:val="18"/>
-        </w:rPr>
-        <w:t>بند/مرجع: بخشنامه ساکت است</w:t>
-      </w:r>
-    </w:p>
-    <w:p>
-      <w:pPr>
-        <w:bidi/>
-        <w:spacing w:after="120"/>
-        <w:jc w:val="right"/>
-      </w:pPr>
-      <w:r>
-        <w:rPr>
-          <w:b w:val="0"/>
-        </w:rPr>
-        <w:t>سؤال: اگر شاخص کاهش پیدا کند و ضریبِ تعدیل منفی شود چه باید کرد؟</w:t>
-      </w:r>
-    </w:p>
-    <w:p>
-      <w:pPr>
-        <w:bidi/>
-        <w:spacing w:after="120"/>
-        <w:jc w:val="right"/>
-      </w:pPr>
-      <w:r>
-        <w:rPr>
-          <w:b w:val="0"/>
-        </w:rPr>
-        <w:t>گزینهٔ الف: ضرایبِ منفی مجازند و ΔP می‌تواند منفی شود (کاهشِ پرداختی). الان پیاده شده.</w:t>
-      </w:r>
-    </w:p>
-    <w:p>
-      <w:pPr>
-        <w:bidi/>
-        <w:spacing w:after="120"/>
-        <w:jc w:val="right"/>
-      </w:pPr>
-      <w:r>
-        <w:rPr>
-          <w:b w:val="0"/>
-        </w:rPr>
-        <w:t>گزینهٔ ب: ضرایبِ منفی صفر شوند.</w:t>
-      </w:r>
-    </w:p>
-    <w:p>
-      <w:pPr>
-        <w:bidi/>
-        <w:spacing w:after="120"/>
-        <w:jc w:val="right"/>
-      </w:pPr>
-      <w:r>
-        <w:rPr>
-          <w:b w:val="0"/>
-        </w:rPr>
-        <w:t>اثرِ عددی: صفر در پروژهٔ مرجع (ΔP مثبت است).</w:t>
-      </w:r>
-    </w:p>
-    <w:p>
-      <w:pPr>
-        <w:bidi/>
-        <w:spacing w:after="120"/>
-        <w:jc w:val="right"/>
-      </w:pPr>
-      <w:r>
-        <w:rPr>
-          <w:b w:val="0"/>
-        </w:rPr>
-        <w:t>توصیهٔ ما: الف — بخشنامه ساکت است و صفر کردنِ دستی، قانونِ کاهش را تغییر می‌دهد.</w:t>
-      </w:r>
-    </w:p>
-    <w:tbl>
-      <w:tblPr>
-        <w:tblStyle w:val="TableGrid"/>
-        <w:tblW w:type="auto" w:w="0"/>
-        <w:tblLook w:firstColumn="1" w:firstRow="1" w:lastColumn="0" w:lastRow="0" w:noHBand="0" w:noVBand="1" w:val="04A0"/>
-      </w:tblPr>
-      <w:tblGrid>
-        <w:gridCol w:w="2880"/>
-        <w:gridCol w:w="2880"/>
-        <w:gridCol w:w="2880"/>
-      </w:tblGrid>
-      <w:tr>
-        <w:tc>
-          <w:tcPr>
-            <w:tcW w:type="dxa" w:w="2880"/>
-          </w:tcPr>
-          <w:p>
-            <w:pPr>
-              <w:bidi/>
-              <w:jc w:val="right"/>
-            </w:pPr>
-            <w:r>
-              <w:rPr>
-                <w:b/>
-              </w:rPr>
-              <w:t>تصمیم</w:t>
-            </w:r>
-          </w:p>
-        </w:tc>
-        <w:tc>
-          <w:tcPr>
-            <w:tcW w:type="dxa" w:w="2880"/>
-          </w:tcPr>
-          <w:p>
-            <w:pPr>
-              <w:bidi/>
-              <w:jc w:val="right"/>
-            </w:pPr>
-            <w:r>
-              <w:rPr>
-                <w:b/>
-              </w:rPr>
-              <w:t>امضا</w:t>
-            </w:r>
-          </w:p>
-        </w:tc>
-        <w:tc>
-          <w:tcPr>
-            <w:tcW w:type="dxa" w:w="2880"/>
-          </w:tcPr>
-          <w:p>
-            <w:pPr>
-              <w:bidi/>
-              <w:jc w:val="right"/>
-            </w:pPr>
-            <w:r>
-              <w:rPr>
-                <w:b/>
-              </w:rPr>
-              <w:t>تاریخ</w:t>
-            </w:r>
-          </w:p>
-        </w:tc>
-      </w:tr>
-      <w:tr>
-        <w:tc>
-          <w:tcPr>
-            <w:tcW w:type="dxa" w:w="2880"/>
-          </w:tcPr>
-          <w:p/>
-        </w:tc>
-        <w:tc>
-          <w:tcPr>
-            <w:tcW w:type="dxa" w:w="2880"/>
-          </w:tcPr>
-          <w:p/>
-        </w:tc>
-        <w:tc>
-          <w:tcPr>
-            <w:tcW w:type="dxa" w:w="2880"/>
-          </w:tcPr>
-          <w:p/>
-        </w:tc>
-      </w:tr>
-    </w:tbl>
-    <w:p/>
-    <w:p>
-      <w:pPr>
-        <w:bidi/>
-        <w:spacing w:after="120"/>
-        <w:jc w:val="right"/>
-      </w:pPr>
-      <w:r>
-        <w:rPr>
-          <w:b/>
-          <w:sz w:val="26"/>
-        </w:rPr>
-        <w:t>D-05 — دقتِ محاسبات (بدون خطای شناور)</w:t>
-      </w:r>
-    </w:p>
-    <w:p>
-      <w:pPr>
-        <w:bidi/>
-        <w:spacing w:after="120"/>
-        <w:jc w:val="right"/>
-      </w:pPr>
-      <w:r>
-        <w:rPr>
-          <w:b w:val="0"/>
-          <w:sz w:val="18"/>
-        </w:rPr>
-        <w:t>بند/مرجع: تکنیکی</w:t>
-      </w:r>
-    </w:p>
-    <w:p>
-      <w:pPr>
-        <w:bidi/>
-        <w:spacing w:after="120"/>
-        <w:jc w:val="right"/>
-      </w:pPr>
-      <w:r>
-        <w:rPr>
-          <w:b w:val="0"/>
-        </w:rPr>
-        <w:t>سؤال: چگونه مطمئن شویم دو پیاده‌سازیِ موتور (نسخهٔ پایتون و نسخهٔ جاوااسکریپت) دقیقاً یک عدد می‌دهند؟</w:t>
-      </w:r>
-    </w:p>
-    <w:p>
-      <w:pPr>
-        <w:bidi/>
-        <w:spacing w:after="120"/>
-        <w:jc w:val="right"/>
-      </w:pPr>
-      <w:r>
-        <w:rPr>
-          <w:b w:val="0"/>
-        </w:rPr>
-        <w:t>گزینهٔ الف: حسابِ دقیقِ دهدهی بدونِ گردکردن در مراحلِ میانی. الان پیاده شده.</w:t>
-      </w:r>
-    </w:p>
-    <w:p>
-      <w:pPr>
-        <w:bidi/>
-        <w:spacing w:after="120"/>
-        <w:jc w:val="right"/>
-      </w:pPr>
-      <w:r>
-        <w:rPr>
-          <w:b w:val="0"/>
-        </w:rPr>
-        <w:t>گزینهٔ ب: استفاده از گردکردنِ ساده در هر مرحله.</w:t>
-      </w:r>
-    </w:p>
-    <w:p>
-      <w:pPr>
-        <w:bidi/>
-        <w:spacing w:after="120"/>
-        <w:jc w:val="right"/>
-      </w:pPr>
-      <w:r>
-        <w:rPr>
-          <w:b w:val="0"/>
-        </w:rPr>
-        <w:t>اثرِ عددی: صفر — تضمین می‌شود که هر دو نسخه تا آخرین ریال یکی باشند.</w:t>
-      </w:r>
-    </w:p>
-    <w:p>
-      <w:pPr>
-        <w:bidi/>
-        <w:spacing w:after="120"/>
-        <w:jc w:val="right"/>
-      </w:pPr>
-      <w:r>
-        <w:rPr>
-          <w:b w:val="0"/>
-        </w:rPr>
-        <w:t>توصیهٔ ما: الف — بدون نیاز به تصمیم؛ تکنیکی است.</w:t>
-      </w:r>
-    </w:p>
-    <w:tbl>
-      <w:tblPr>
-        <w:tblStyle w:val="TableGrid"/>
-        <w:tblW w:type="auto" w:w="0"/>
-        <w:tblLook w:firstColumn="1" w:firstRow="1" w:lastColumn="0" w:lastRow="0" w:noHBand="0" w:noVBand="1" w:val="04A0"/>
-      </w:tblPr>
-      <w:tblGrid>
-        <w:gridCol w:w="2880"/>
-        <w:gridCol w:w="2880"/>
-        <w:gridCol w:w="2880"/>
-      </w:tblGrid>
-      <w:tr>
-        <w:tc>
-          <w:tcPr>
-            <w:tcW w:type="dxa" w:w="2880"/>
-          </w:tcPr>
-          <w:p>
-            <w:pPr>
-              <w:bidi/>
-              <w:jc w:val="right"/>
-            </w:pPr>
-            <w:r>
-              <w:rPr>
-                <w:b/>
-              </w:rPr>
-              <w:t>تصمیم</w:t>
-            </w:r>
-          </w:p>
-        </w:tc>
-        <w:tc>
-          <w:tcPr>
-            <w:tcW w:type="dxa" w:w="2880"/>
-          </w:tcPr>
-          <w:p>
-            <w:pPr>
-              <w:bidi/>
-              <w:jc w:val="right"/>
-            </w:pPr>
-            <w:r>
-              <w:rPr>
-                <w:b/>
-              </w:rPr>
-              <w:t>امضا</w:t>
-            </w:r>
-          </w:p>
-        </w:tc>
-        <w:tc>
-          <w:tcPr>
-            <w:tcW w:type="dxa" w:w="2880"/>
-          </w:tcPr>
-          <w:p>
-            <w:pPr>
-              <w:bidi/>
-              <w:jc w:val="right"/>
-            </w:pPr>
-            <w:r>
-              <w:rPr>
-                <w:b/>
-              </w:rPr>
-              <w:t>تاریخ</w:t>
-            </w:r>
-          </w:p>
-        </w:tc>
-      </w:tr>
-      <w:tr>
-        <w:tc>
-          <w:tcPr>
-            <w:tcW w:type="dxa" w:w="2880"/>
-          </w:tcPr>
-          <w:p/>
-        </w:tc>
-        <w:tc>
-          <w:tcPr>
-            <w:tcW w:type="dxa" w:w="2880"/>
-          </w:tcPr>
-          <w:p/>
-        </w:tc>
-        <w:tc>
-          <w:tcPr>
-            <w:tcW w:type="dxa" w:w="2880"/>
-          </w:tcPr>
-          <w:p/>
-        </w:tc>
-      </w:tr>
-    </w:tbl>
-    <w:p/>
-    <w:p>
-      <w:pPr>
-        <w:bidi/>
-        <w:spacing w:after="120"/>
-        <w:jc w:val="right"/>
-      </w:pPr>
-      <w:r>
-        <w:rPr>
-          <w:b/>
-          <w:sz w:val="26"/>
-        </w:rPr>
-        <w:t>D-06 — نحوهٔ ورودِ وضعیتِ اتمامِ کار</w:t>
-      </w:r>
-    </w:p>
-    <w:p>
-      <w:pPr>
-        <w:bidi/>
-        <w:spacing w:after="120"/>
-        <w:jc w:val="right"/>
-      </w:pPr>
-      <w:r>
-        <w:rPr>
-          <w:b w:val="0"/>
-          <w:sz w:val="18"/>
-        </w:rPr>
-        <w:t>بند/مرجع: رابطِ کاربری</w:t>
-      </w:r>
-    </w:p>
-    <w:p>
-      <w:pPr>
-        <w:bidi/>
-        <w:spacing w:after="120"/>
-        <w:jc w:val="right"/>
-      </w:pPr>
-      <w:r>
-        <w:rPr>
-          <w:b w:val="0"/>
-        </w:rPr>
-        <w:t>سؤال: کاربر چطور وضعیتِ اتمامِ کار را وارد کند؟</w:t>
-      </w:r>
-    </w:p>
-    <w:p>
-      <w:pPr>
-        <w:bidi/>
-        <w:spacing w:after="120"/>
-        <w:jc w:val="right"/>
-      </w:pPr>
-      <w:r>
-        <w:rPr>
-          <w:b w:val="0"/>
-        </w:rPr>
-        <w:t>گزینهٔ الف: یک گزینهٔ ساده: «بله / خیر / نامشخص». الان پیاده شده.</w:t>
-      </w:r>
-    </w:p>
-    <w:p>
-      <w:pPr>
-        <w:bidi/>
-        <w:spacing w:after="120"/>
-        <w:jc w:val="right"/>
-      </w:pPr>
-      <w:r>
-        <w:rPr>
-          <w:b w:val="0"/>
-        </w:rPr>
-        <w:t>گزینهٔ ب: وارد کردنِ دستیِ عددِ k.</w:t>
-      </w:r>
-    </w:p>
-    <w:p>
-      <w:pPr>
-        <w:bidi/>
-        <w:spacing w:after="120"/>
-        <w:jc w:val="right"/>
-      </w:pPr>
-      <w:r>
-        <w:rPr>
-          <w:b w:val="0"/>
-        </w:rPr>
-        <w:t>اثرِ عددی: صفر — فقط تجربهٔ کاربری؛ اعداد تغییر نمی‌کنند.</w:t>
-      </w:r>
-    </w:p>
-    <w:p>
-      <w:pPr>
-        <w:bidi/>
-        <w:spacing w:after="120"/>
-        <w:jc w:val="right"/>
-      </w:pPr>
-      <w:r>
-        <w:rPr>
-          <w:b w:val="0"/>
-        </w:rPr>
-        <w:t>توصیهٔ ما: الف — ساده‌تر و خطای کمتر.</w:t>
-      </w:r>
-    </w:p>
-    <w:tbl>
-      <w:tblPr>
-        <w:tblStyle w:val="TableGrid"/>
-        <w:tblW w:type="auto" w:w="0"/>
-        <w:tblLook w:firstColumn="1" w:firstRow="1" w:lastColumn="0" w:lastRow="0" w:noHBand="0" w:noVBand="1" w:val="04A0"/>
-      </w:tblPr>
-      <w:tblGrid>
-        <w:gridCol w:w="2880"/>
-        <w:gridCol w:w="2880"/>
-        <w:gridCol w:w="2880"/>
-      </w:tblGrid>
-      <w:tr>
-        <w:tc>
-          <w:tcPr>
-            <w:tcW w:type="dxa" w:w="2880"/>
-          </w:tcPr>
-          <w:p>
-            <w:pPr>
-              <w:bidi/>
-              <w:jc w:val="right"/>
-            </w:pPr>
-            <w:r>
-              <w:rPr>
-                <w:b/>
-              </w:rPr>
-              <w:t>تصمیم</w:t>
-            </w:r>
-          </w:p>
-        </w:tc>
-        <w:tc>
-          <w:tcPr>
-            <w:tcW w:type="dxa" w:w="2880"/>
-          </w:tcPr>
-          <w:p>
-            <w:pPr>
-              <w:bidi/>
-              <w:jc w:val="right"/>
-            </w:pPr>
-            <w:r>
-              <w:rPr>
-                <w:b/>
-              </w:rPr>
-              <w:t>امضا</w:t>
-            </w:r>
-          </w:p>
-        </w:tc>
-        <w:tc>
-          <w:tcPr>
-            <w:tcW w:type="dxa" w:w="2880"/>
-          </w:tcPr>
-          <w:p>
-            <w:pPr>
-              <w:bidi/>
-              <w:jc w:val="right"/>
-            </w:pPr>
-            <w:r>
-              <w:rPr>
-                <w:b/>
-              </w:rPr>
-              <w:t>تاریخ</w:t>
-            </w:r>
-          </w:p>
-        </w:tc>
-      </w:tr>
-      <w:tr>
-        <w:tc>
-          <w:tcPr>
-            <w:tcW w:type="dxa" w:w="2880"/>
-          </w:tcPr>
-          <w:p/>
-        </w:tc>
-        <w:tc>
-          <w:tcPr>
-            <w:tcW w:type="dxa" w:w="2880"/>
-          </w:tcPr>
-          <w:p/>
-        </w:tc>
-        <w:tc>
-          <w:tcPr>
-            <w:tcW w:type="dxa" w:w="2880"/>
-          </w:tcPr>
-          <w:p/>
-        </w:tc>
-      </w:tr>
-    </w:tbl>
-    <w:p/>
-    <w:p>
-      <w:pPr>
-        <w:bidi/>
-        <w:spacing w:after="120"/>
-        <w:jc w:val="right"/>
-      </w:pPr>
-      <w:r>
-        <w:rPr>
-          <w:b/>
-          <w:sz w:val="26"/>
-        </w:rPr>
-        <w:t>D-07 — مبنای کسرِ ۵٪</w:t>
-      </w:r>
-    </w:p>
-    <w:p>
-      <w:pPr>
-        <w:bidi/>
-        <w:spacing w:after="120"/>
-        <w:jc w:val="right"/>
-      </w:pPr>
-      <w:r>
-        <w:rPr>
-          <w:b w:val="0"/>
-          <w:sz w:val="18"/>
-        </w:rPr>
-        <w:t>بند/مرجع: بند ۷</w:t>
-      </w:r>
-    </w:p>
-    <w:p>
-      <w:pPr>
-        <w:bidi/>
-        <w:spacing w:after="120"/>
-        <w:jc w:val="right"/>
-      </w:pPr>
-      <w:r>
-        <w:rPr>
-          <w:b w:val="0"/>
-        </w:rPr>
-        <w:t>سؤال: کسرِ ۵٪ (در فسخ با قصورِ پیمانکار) از کجا کسر شود — از کلِ تعدیل یا فقط از بخشِ قطعی؟</w:t>
-      </w:r>
-    </w:p>
-    <w:p>
-      <w:pPr>
-        <w:bidi/>
-        <w:spacing w:after="120"/>
-        <w:jc w:val="right"/>
-      </w:pPr>
-      <w:r>
-        <w:rPr>
-          <w:b w:val="0"/>
-        </w:rPr>
-        <w:t>گزینهٔ الف: از کلِ تعدیل. الان پیاده شده.</w:t>
-      </w:r>
-    </w:p>
-    <w:p>
-      <w:pPr>
-        <w:bidi/>
-        <w:spacing w:after="120"/>
-        <w:jc w:val="right"/>
-      </w:pPr>
-      <w:r>
-        <w:rPr>
-          <w:b w:val="0"/>
-        </w:rPr>
-        <w:t>گزینهٔ ب: فقط از بخشِ قطعی.</w:t>
-      </w:r>
-    </w:p>
-    <w:p>
-      <w:pPr>
-        <w:bidi/>
-        <w:spacing w:after="120"/>
-        <w:jc w:val="right"/>
-      </w:pPr>
-      <w:r>
-        <w:rPr>
-          <w:b w:val="0"/>
-        </w:rPr>
-        <w:t>اثرِ عددی: صفر — پرداختیِ نهایی یکی است؛ فقط نحوهٔ نمایش فرق می‌کند.</w:t>
-      </w:r>
-    </w:p>
-    <w:p>
-      <w:pPr>
-        <w:bidi/>
-        <w:spacing w:after="120"/>
-        <w:jc w:val="right"/>
-      </w:pPr>
-      <w:r>
-        <w:rPr>
-          <w:b w:val="0"/>
-        </w:rPr>
-        <w:t>توصیهٔ ما: الف — ساده‌تر.</w:t>
+        <w:t>توصیهٔ ما: الف — بخشنامه ساکت است؛ گردکردنِ متقارنِ روی قدر مطلق، به نفعِ هیچ طرفی تمایل نمی‌گیرد.</w:t>
       </w:r>
     </w:p>
     <w:tbl>
@@ -2934,543 +2178,6 @@
           <w:b/>
           <w:sz w:val="26"/>
         </w:rPr>
-        <w:t>D-11 — آستانهٔ ۳۰۰ میلیون ریال</w:t>
-      </w:r>
-    </w:p>
-    <w:p>
-      <w:pPr>
-        <w:bidi/>
-        <w:spacing w:after="120"/>
-        <w:jc w:val="right"/>
-      </w:pPr>
-      <w:r>
-        <w:rPr>
-          <w:b w:val="0"/>
-          <w:sz w:val="18"/>
-        </w:rPr>
-        <w:t>بند/مرجع: بندهای ۲-۱ / ۲-۲</w:t>
-      </w:r>
-    </w:p>
-    <w:p>
-      <w:pPr>
-        <w:bidi/>
-        <w:spacing w:after="120"/>
-        <w:jc w:val="right"/>
-      </w:pPr>
-      <w:r>
-        <w:rPr>
-          <w:b w:val="0"/>
-        </w:rPr>
-        <w:t>سؤال: آستانهٔ ۳۰۰ میلیون ریال (مرزِ مسیرِ گروهی/رشته‌ای) از کجا خوانده شود؟</w:t>
-      </w:r>
-    </w:p>
-    <w:p>
-      <w:pPr>
-        <w:bidi/>
-        <w:spacing w:after="120"/>
-        <w:jc w:val="right"/>
-      </w:pPr>
-      <w:r>
-        <w:rPr>
-          <w:b w:val="0"/>
-        </w:rPr>
-        <w:t>گزینهٔ الف: از فایلِ تنظیماتِ برنامه (قابلِ به‌روزرسانی بدونِ تغییرِ کد). الان پیاده شده.</w:t>
-      </w:r>
-    </w:p>
-    <w:p>
-      <w:pPr>
-        <w:bidi/>
-        <w:spacing w:after="120"/>
-        <w:jc w:val="right"/>
-      </w:pPr>
-      <w:r>
-        <w:rPr>
-          <w:b w:val="0"/>
-        </w:rPr>
-        <w:t>گزینهٔ ب: ثابتِ هاردکدشده در کد.</w:t>
-      </w:r>
-    </w:p>
-    <w:p>
-      <w:pPr>
-        <w:bidi/>
-        <w:spacing w:after="120"/>
-        <w:jc w:val="right"/>
-      </w:pPr>
-      <w:r>
-        <w:rPr>
-          <w:b w:val="0"/>
-        </w:rPr>
-        <w:t>اثرِ عددی: با مقدارِ فعلیِ آستانه (۳۰۰M) صفر — چون grand_total = ۳۱٫۴B بزرگ‌تر است و مسیرِ گروهی گرفته می‌شود. اگر آستانه از grand_total بیشتر شود، مسیرِ رشته‌ای اجبار می‌شود که اثرش = ۲۵۸٬۳۲۲٬۸۸۷٫۳۲ ریال روی ΔP (همان D-13؛ اندازه‌گیریِ E-9 §۱).</w:t>
-      </w:r>
-    </w:p>
-    <w:p>
-      <w:pPr>
-        <w:bidi/>
-        <w:spacing w:after="120"/>
-        <w:jc w:val="right"/>
-      </w:pPr>
-      <w:r>
-        <w:rPr>
-          <w:b w:val="0"/>
-        </w:rPr>
-        <w:t>توصیهٔ ما: الف — اگر بخشنامه آستانه را تغییر داد، فقط یک فایلِ تنظیمات عوض می‌شود.</w:t>
-      </w:r>
-    </w:p>
-    <w:tbl>
-      <w:tblPr>
-        <w:tblStyle w:val="TableGrid"/>
-        <w:tblW w:type="auto" w:w="0"/>
-        <w:tblLook w:firstColumn="1" w:firstRow="1" w:lastColumn="0" w:lastRow="0" w:noHBand="0" w:noVBand="1" w:val="04A0"/>
-      </w:tblPr>
-      <w:tblGrid>
-        <w:gridCol w:w="2880"/>
-        <w:gridCol w:w="2880"/>
-        <w:gridCol w:w="2880"/>
-      </w:tblGrid>
-      <w:tr>
-        <w:tc>
-          <w:tcPr>
-            <w:tcW w:type="dxa" w:w="2880"/>
-          </w:tcPr>
-          <w:p>
-            <w:pPr>
-              <w:bidi/>
-              <w:jc w:val="right"/>
-            </w:pPr>
-            <w:r>
-              <w:rPr>
-                <w:b/>
-              </w:rPr>
-              <w:t>تصمیم</w:t>
-            </w:r>
-          </w:p>
-        </w:tc>
-        <w:tc>
-          <w:tcPr>
-            <w:tcW w:type="dxa" w:w="2880"/>
-          </w:tcPr>
-          <w:p>
-            <w:pPr>
-              <w:bidi/>
-              <w:jc w:val="right"/>
-            </w:pPr>
-            <w:r>
-              <w:rPr>
-                <w:b/>
-              </w:rPr>
-              <w:t>امضا</w:t>
-            </w:r>
-          </w:p>
-        </w:tc>
-        <w:tc>
-          <w:tcPr>
-            <w:tcW w:type="dxa" w:w="2880"/>
-          </w:tcPr>
-          <w:p>
-            <w:pPr>
-              <w:bidi/>
-              <w:jc w:val="right"/>
-            </w:pPr>
-            <w:r>
-              <w:rPr>
-                <w:b/>
-              </w:rPr>
-              <w:t>تاریخ</w:t>
-            </w:r>
-          </w:p>
-        </w:tc>
-      </w:tr>
-      <w:tr>
-        <w:tc>
-          <w:tcPr>
-            <w:tcW w:type="dxa" w:w="2880"/>
-          </w:tcPr>
-          <w:p/>
-        </w:tc>
-        <w:tc>
-          <w:tcPr>
-            <w:tcW w:type="dxa" w:w="2880"/>
-          </w:tcPr>
-          <w:p/>
-        </w:tc>
-        <w:tc>
-          <w:tcPr>
-            <w:tcW w:type="dxa" w:w="2880"/>
-          </w:tcPr>
-          <w:p/>
-        </w:tc>
-      </w:tr>
-    </w:tbl>
-    <w:p/>
-    <w:p>
-      <w:pPr>
-        <w:bidi/>
-        <w:spacing w:after="120"/>
-        <w:jc w:val="right"/>
-      </w:pPr>
-      <w:r>
-        <w:rPr>
-          <w:b/>
-          <w:sz w:val="26"/>
-        </w:rPr>
-        <w:t>D-12 — مرزِ آستانه (دقیقاً برابر)</w:t>
-      </w:r>
-    </w:p>
-    <w:p>
-      <w:pPr>
-        <w:bidi/>
-        <w:spacing w:after="120"/>
-        <w:jc w:val="right"/>
-      </w:pPr>
-      <w:r>
-        <w:rPr>
-          <w:b w:val="0"/>
-          <w:sz w:val="18"/>
-        </w:rPr>
-        <w:t>بند/مرجع: بندهای ۲-۱ / ۲-۲</w:t>
-      </w:r>
-    </w:p>
-    <w:p>
-      <w:pPr>
-        <w:bidi/>
-        <w:spacing w:after="120"/>
-        <w:jc w:val="right"/>
-      </w:pPr>
-      <w:r>
-        <w:rPr>
-          <w:b w:val="0"/>
-        </w:rPr>
-        <w:t>سؤال: اگر مبلغِ پیمان دقیقاً ۳۰۰ میلیون ریال شد، مسیرِ گروهی یا رشته‌ای؟</w:t>
-      </w:r>
-    </w:p>
-    <w:p>
-      <w:pPr>
-        <w:bidi/>
-        <w:spacing w:after="120"/>
-        <w:jc w:val="right"/>
-      </w:pPr>
-      <w:r>
-        <w:rPr>
-          <w:b w:val="0"/>
-        </w:rPr>
-        <w:t>گزینهٔ الف: گروهی (مبلغ ≥ آستانه). الان پیاده شده.</w:t>
-      </w:r>
-    </w:p>
-    <w:p>
-      <w:pPr>
-        <w:bidi/>
-        <w:spacing w:after="120"/>
-        <w:jc w:val="right"/>
-      </w:pPr>
-      <w:r>
-        <w:rPr>
-          <w:b w:val="0"/>
-        </w:rPr>
-        <w:t>گزینهٔ ب: رشته‌ای.</w:t>
-      </w:r>
-    </w:p>
-    <w:p>
-      <w:pPr>
-        <w:bidi/>
-        <w:spacing w:after="120"/>
-        <w:jc w:val="right"/>
-      </w:pPr>
-      <w:r>
-        <w:rPr>
-          <w:b w:val="0"/>
-        </w:rPr>
-        <w:t>اثرِ عددی: صفر — فقط در پیمانِ دقیقاً ۳۰۰ میلیون ریالی.</w:t>
-      </w:r>
-    </w:p>
-    <w:p>
-      <w:pPr>
-        <w:bidi/>
-        <w:spacing w:after="120"/>
-        <w:jc w:val="right"/>
-      </w:pPr>
-      <w:r>
-        <w:rPr>
-          <w:b w:val="0"/>
-        </w:rPr>
-        <w:t>توصیهٔ ما: الف.</w:t>
-      </w:r>
-    </w:p>
-    <w:tbl>
-      <w:tblPr>
-        <w:tblStyle w:val="TableGrid"/>
-        <w:tblW w:type="auto" w:w="0"/>
-        <w:tblLook w:firstColumn="1" w:firstRow="1" w:lastColumn="0" w:lastRow="0" w:noHBand="0" w:noVBand="1" w:val="04A0"/>
-      </w:tblPr>
-      <w:tblGrid>
-        <w:gridCol w:w="2880"/>
-        <w:gridCol w:w="2880"/>
-        <w:gridCol w:w="2880"/>
-      </w:tblGrid>
-      <w:tr>
-        <w:tc>
-          <w:tcPr>
-            <w:tcW w:type="dxa" w:w="2880"/>
-          </w:tcPr>
-          <w:p>
-            <w:pPr>
-              <w:bidi/>
-              <w:jc w:val="right"/>
-            </w:pPr>
-            <w:r>
-              <w:rPr>
-                <w:b/>
-              </w:rPr>
-              <w:t>تصمیم</w:t>
-            </w:r>
-          </w:p>
-        </w:tc>
-        <w:tc>
-          <w:tcPr>
-            <w:tcW w:type="dxa" w:w="2880"/>
-          </w:tcPr>
-          <w:p>
-            <w:pPr>
-              <w:bidi/>
-              <w:jc w:val="right"/>
-            </w:pPr>
-            <w:r>
-              <w:rPr>
-                <w:b/>
-              </w:rPr>
-              <w:t>امضا</w:t>
-            </w:r>
-          </w:p>
-        </w:tc>
-        <w:tc>
-          <w:tcPr>
-            <w:tcW w:type="dxa" w:w="2880"/>
-          </w:tcPr>
-          <w:p>
-            <w:pPr>
-              <w:bidi/>
-              <w:jc w:val="right"/>
-            </w:pPr>
-            <w:r>
-              <w:rPr>
-                <w:b/>
-              </w:rPr>
-              <w:t>تاریخ</w:t>
-            </w:r>
-          </w:p>
-        </w:tc>
-      </w:tr>
-      <w:tr>
-        <w:tc>
-          <w:tcPr>
-            <w:tcW w:type="dxa" w:w="2880"/>
-          </w:tcPr>
-          <w:p/>
-        </w:tc>
-        <w:tc>
-          <w:tcPr>
-            <w:tcW w:type="dxa" w:w="2880"/>
-          </w:tcPr>
-          <w:p/>
-        </w:tc>
-        <w:tc>
-          <w:tcPr>
-            <w:tcW w:type="dxa" w:w="2880"/>
-          </w:tcPr>
-          <w:p/>
-        </w:tc>
-      </w:tr>
-    </w:tbl>
-    <w:p/>
-    <w:p>
-      <w:pPr>
-        <w:bidi/>
-        <w:spacing w:after="120"/>
-        <w:jc w:val="right"/>
-      </w:pPr>
-      <w:r>
-        <w:rPr>
-          <w:b/>
-          <w:sz w:val="26"/>
-        </w:rPr>
-        <w:t>D-17 — گردکردنِ ضریبِ تبدیلِ کارِ جدید</w:t>
-      </w:r>
-    </w:p>
-    <w:p>
-      <w:pPr>
-        <w:bidi/>
-        <w:spacing w:after="120"/>
-        <w:jc w:val="right"/>
-      </w:pPr>
-      <w:r>
-        <w:rPr>
-          <w:b w:val="0"/>
-          <w:sz w:val="18"/>
-        </w:rPr>
-        <w:t>بند/مرجع: بندهای ۳-۵ / ۸-۲</w:t>
-      </w:r>
-    </w:p>
-    <w:p>
-      <w:pPr>
-        <w:bidi/>
-        <w:spacing w:after="120"/>
-        <w:jc w:val="right"/>
-      </w:pPr>
-      <w:r>
-        <w:rPr>
-          <w:b w:val="0"/>
-        </w:rPr>
-        <w:t>سؤال: آیا ضریبِ تبدیلِ کارِ جدید قبل از ضرب در مبلغ گرد شود؟</w:t>
-      </w:r>
-    </w:p>
-    <w:p>
-      <w:pPr>
-        <w:bidi/>
-        <w:spacing w:after="120"/>
-        <w:jc w:val="right"/>
-      </w:pPr>
-      <w:r>
-        <w:rPr>
-          <w:b w:val="0"/>
-        </w:rPr>
-        <w:t>گزینهٔ الف: خیر — با دقتِ کامل ضرب می‌شود. الان پیاده شده.</w:t>
-      </w:r>
-    </w:p>
-    <w:p>
-      <w:pPr>
-        <w:bidi/>
-        <w:spacing w:after="120"/>
-        <w:jc w:val="right"/>
-      </w:pPr>
-      <w:r>
-        <w:rPr>
-          <w:b w:val="0"/>
-        </w:rPr>
-        <w:t>گزینهٔ ب: بله، به n رقم گرد شود.</w:t>
-      </w:r>
-    </w:p>
-    <w:p>
-      <w:pPr>
-        <w:bidi/>
-        <w:spacing w:after="120"/>
-        <w:jc w:val="right"/>
-      </w:pPr>
-      <w:r>
-        <w:rPr>
-          <w:b w:val="0"/>
-        </w:rPr>
-        <w:t>اثرِ عددی: زیرریالی (تفاوتِ چند ریال در مبالغِ بزرگ).</w:t>
-      </w:r>
-    </w:p>
-    <w:p>
-      <w:pPr>
-        <w:bidi/>
-        <w:spacing w:after="120"/>
-        <w:jc w:val="right"/>
-      </w:pPr>
-      <w:r>
-        <w:rPr>
-          <w:b w:val="0"/>
-        </w:rPr>
-        <w:t>توصیهٔ ما: الف — بند ۸-۲ فقط روی ضرایبِ k×(It/Io−1) است.</w:t>
-      </w:r>
-    </w:p>
-    <w:tbl>
-      <w:tblPr>
-        <w:tblStyle w:val="TableGrid"/>
-        <w:tblW w:type="auto" w:w="0"/>
-        <w:tblLook w:firstColumn="1" w:firstRow="1" w:lastColumn="0" w:lastRow="0" w:noHBand="0" w:noVBand="1" w:val="04A0"/>
-      </w:tblPr>
-      <w:tblGrid>
-        <w:gridCol w:w="2880"/>
-        <w:gridCol w:w="2880"/>
-        <w:gridCol w:w="2880"/>
-      </w:tblGrid>
-      <w:tr>
-        <w:tc>
-          <w:tcPr>
-            <w:tcW w:type="dxa" w:w="2880"/>
-          </w:tcPr>
-          <w:p>
-            <w:pPr>
-              <w:bidi/>
-              <w:jc w:val="right"/>
-            </w:pPr>
-            <w:r>
-              <w:rPr>
-                <w:b/>
-              </w:rPr>
-              <w:t>تصمیم</w:t>
-            </w:r>
-          </w:p>
-        </w:tc>
-        <w:tc>
-          <w:tcPr>
-            <w:tcW w:type="dxa" w:w="2880"/>
-          </w:tcPr>
-          <w:p>
-            <w:pPr>
-              <w:bidi/>
-              <w:jc w:val="right"/>
-            </w:pPr>
-            <w:r>
-              <w:rPr>
-                <w:b/>
-              </w:rPr>
-              <w:t>امضا</w:t>
-            </w:r>
-          </w:p>
-        </w:tc>
-        <w:tc>
-          <w:tcPr>
-            <w:tcW w:type="dxa" w:w="2880"/>
-          </w:tcPr>
-          <w:p>
-            <w:pPr>
-              <w:bidi/>
-              <w:jc w:val="right"/>
-            </w:pPr>
-            <w:r>
-              <w:rPr>
-                <w:b/>
-              </w:rPr>
-              <w:t>تاریخ</w:t>
-            </w:r>
-          </w:p>
-        </w:tc>
-      </w:tr>
-      <w:tr>
-        <w:tc>
-          <w:tcPr>
-            <w:tcW w:type="dxa" w:w="2880"/>
-          </w:tcPr>
-          <w:p/>
-        </w:tc>
-        <w:tc>
-          <w:tcPr>
-            <w:tcW w:type="dxa" w:w="2880"/>
-          </w:tcPr>
-          <w:p/>
-        </w:tc>
-        <w:tc>
-          <w:tcPr>
-            <w:tcW w:type="dxa" w:w="2880"/>
-          </w:tcPr>
-          <w:p/>
-        </w:tc>
-      </w:tr>
-    </w:tbl>
-    <w:p/>
-    <w:p>
-      <w:pPr>
-        <w:bidi/>
-        <w:spacing w:after="120"/>
-        <w:jc w:val="right"/>
-      </w:pPr>
-      <w:r>
-        <w:rPr>
-          <w:b/>
-          <w:sz w:val="26"/>
-        </w:rPr>
         <w:t>D-19 — شاخصِ کلیِ مستقل برای تجهیز/مصالح</w:t>
       </w:r>
     </w:p>
@@ -3652,6 +2359,35 @@
         </w:tc>
       </w:tr>
     </w:tbl>
+    <w:p/>
+    <w:p>
+      <w:pPr>
+        <w:bidi/>
+        <w:spacing w:after="120"/>
+        <w:jc w:val="right"/>
+      </w:pPr>
+      <w:r>
+        <w:rPr>
+          <w:b/>
+          <w:sz w:val="26"/>
+        </w:rPr>
+        <w:t>D-11 — آستانهٔ ۳۰۰ میلیون ریال — ادغام‌شده در D-13 (فاز E-10 §۳)</w:t>
+      </w:r>
+    </w:p>
+    <w:p>
+      <w:pPr>
+        <w:bidi/>
+        <w:spacing w:after="120"/>
+        <w:jc w:val="right"/>
+      </w:pPr>
+      <w:r>
+        <w:rPr>
+          <w:b w:val="0"/>
+          <w:sz w:val="18"/>
+        </w:rPr>
+        <w:t>متنِ کامل در بخشِ D-13.</w:t>
+      </w:r>
+    </w:p>
     <w:p/>
     <w:p>
       <w:pPr>
